--- a/consent_form/labs_consent_form.docx
+++ b/consent_form/labs_consent_form.docx
@@ -1,11 +1,11 @@
 
 <file path=word/document.xml><?xml version="1.0" encoding="utf-8"?>
-<w:document xmlns:wpc="http://schemas.microsoft.com/office/word/2010/wordprocessingCanvas" xmlns:cx="http://schemas.microsoft.com/office/drawing/2014/chartex" xmlns:cx1="http://schemas.microsoft.com/office/drawing/2015/9/8/chartex" xmlns:cx2="http://schemas.microsoft.com/office/drawing/2015/10/21/chartex" xmlns:cx3="http://schemas.microsoft.com/office/drawing/2016/5/9/chartex" xmlns:cx4="http://schemas.microsoft.com/office/drawing/2016/5/10/chartex" xmlns:cx5="http://schemas.microsoft.com/office/drawing/2016/5/11/chartex" xmlns:cx6="http://schemas.microsoft.com/office/drawing/2016/5/12/chartex" xmlns:cx7="http://schemas.microsoft.com/office/drawing/2016/5/13/chartex" xmlns:cx8="http://schemas.microsoft.com/office/drawing/2016/5/14/chartex" xmlns:mc="http://schemas.openxmlformats.org/markup-compatibility/2006" xmlns:aink="http://schemas.microsoft.com/office/drawing/2016/ink" xmlns:am3d="http://schemas.microsoft.com/office/drawing/2017/model3d" xmlns:o="urn:schemas-microsoft-com:office:office" xmlns:r="http://schemas.openxmlformats.org/officeDocument/2006/relationships" xmlns:m="http://schemas.openxmlformats.org/officeDocument/2006/math" xmlns:v="urn:schemas-microsoft-com:vml" xmlns:wp14="http://schemas.microsoft.com/office/word/2010/wordprocessingDrawing" xmlns:wp="http://schemas.openxmlformats.org/drawingml/2006/wordprocessingDrawing" xmlns:w10="urn:schemas-microsoft-com:office:word" xmlns:w="http://schemas.openxmlformats.org/wordprocessingml/2006/main" xmlns:w14="http://schemas.microsoft.com/office/word/2010/wordml" xmlns:w15="http://schemas.microsoft.com/office/word/2012/wordml" xmlns:w16cex="http://schemas.microsoft.com/office/word/2018/wordml/cex" xmlns:w16cid="http://schemas.microsoft.com/office/word/2016/wordml/cid" xmlns:w16="http://schemas.microsoft.com/office/word/2018/wordml" xmlns:w16se="http://schemas.microsoft.com/office/word/2015/wordml/symex" xmlns:wpg="http://schemas.microsoft.com/office/word/2010/wordprocessingGroup" xmlns:wpi="http://schemas.microsoft.com/office/word/2010/wordprocessingInk" xmlns:wne="http://schemas.microsoft.com/office/word/2006/wordml" xmlns:wps="http://schemas.microsoft.com/office/word/2010/wordprocessingShape" mc:Ignorable="w14 w15 w16se w16cid w16 w16cex wp14">
+<w:document xmlns:o="urn:schemas-microsoft-com:office:office" xmlns:r="http://schemas.openxmlformats.org/officeDocument/2006/relationships" xmlns:v="urn:schemas-microsoft-com:vml" xmlns:w="http://schemas.openxmlformats.org/wordprocessingml/2006/main" xmlns:w10="urn:schemas-microsoft-com:office:word" xmlns:wp="http://schemas.openxmlformats.org/drawingml/2006/wordprocessingDrawing" xmlns:pic="http://schemas.openxmlformats.org/drawingml/2006/picture" xmlns:wps="http://schemas.microsoft.com/office/word/2010/wordprocessingShape" xmlns:wpg="http://schemas.microsoft.com/office/word/2010/wordprocessingGroup" xmlns:mc="http://schemas.openxmlformats.org/markup-compatibility/2006" xmlns:wp14="http://schemas.microsoft.com/office/word/2010/wordprocessingDrawing" xmlns:w14="http://schemas.microsoft.com/office/word/2010/wordml" xmlns:w15="http://schemas.microsoft.com/office/word/2012/wordml" mc:Ignorable="w14 wp14 w15">
   <w:body>
     <w:p>
       <w:pPr>
         <w:pStyle w:val="Body"/>
-        <w:spacing w:line="276" w:lineRule="auto"/>
+        <w:spacing w:lineRule="auto" w:line="276"/>
         <w:jc w:val="center"/>
         <w:rPr>
           <w:b/>
@@ -21,31 +21,22 @@
           <w:sz w:val="28"/>
           <w:szCs w:val="28"/>
         </w:rPr>
-        <w:t xml:space="preserve">Participant Consent </w:t>
+        <w:t>Participant Consent Form</w:t>
       </w:r>
-      <w:proofErr w:type="spellStart"/>
-      <w:r>
-        <w:rPr>
-          <w:b/>
-          <w:bCs/>
-          <w:sz w:val="28"/>
-          <w:szCs w:val="28"/>
-        </w:rPr>
-        <w:t>Form</w:t>
-      </w:r>
-      <w:proofErr w:type="spellEnd"/>
     </w:p>
     <w:tbl>
       <w:tblPr>
         <w:tblW w:w="9020" w:type="dxa"/>
         <w:jc w:val="center"/>
+        <w:tblInd w:w="0" w:type="dxa"/>
+        <w:tblLayout w:type="fixed"/>
         <w:tblCellMar>
           <w:top w:w="80" w:type="dxa"/>
-          <w:left w:w="75" w:type="dxa"/>
+          <w:start w:w="75" w:type="dxa"/>
           <w:bottom w:w="80" w:type="dxa"/>
-          <w:right w:w="80" w:type="dxa"/>
+          <w:end w:w="80" w:type="dxa"/>
         </w:tblCellMar>
-        <w:tblLook w:val="04A0" w:firstRow="1" w:lastRow="0" w:firstColumn="1" w:lastColumn="0" w:noHBand="0" w:noVBand="1"/>
+        <w:tblLook w:val="04a0" w:noHBand="0" w:noVBand="1" w:firstColumn="1" w:lastRow="0" w:lastColumn="0" w:firstRow="1"/>
       </w:tblPr>
       <w:tblGrid>
         <w:gridCol w:w="2972"/>
@@ -53,24 +44,23 @@
       </w:tblGrid>
       <w:tr>
         <w:trPr>
-          <w:trHeight w:hRule="exact" w:val="395"/>
-          <w:jc w:val="center"/>
+          <w:trHeight w:val="395" w:hRule="exact"/>
         </w:trPr>
         <w:tc>
           <w:tcPr>
             <w:tcW w:w="2972" w:type="dxa"/>
             <w:tcBorders>
               <w:top w:val="single" w:sz="4" w:space="0" w:color="000000"/>
-              <w:left w:val="single" w:sz="4" w:space="0" w:color="000000"/>
-              <w:bottom w:val="single" w:sz="4" w:space="0" w:color="000000"/>
-              <w:right w:val="single" w:sz="4" w:space="0" w:color="000000"/>
-            </w:tcBorders>
-            <w:shd w:val="clear" w:color="auto" w:fill="auto"/>
-          </w:tcPr>
-          <w:p>
-            <w:pPr>
-              <w:pStyle w:val="Body"/>
-              <w:spacing w:line="360" w:lineRule="auto"/>
+              <w:start w:val="single" w:sz="4" w:space="0" w:color="000000"/>
+              <w:bottom w:val="single" w:sz="4" w:space="0" w:color="000000"/>
+              <w:end w:val="single" w:sz="4" w:space="0" w:color="000000"/>
+            </w:tcBorders>
+            <w:shd w:color="auto" w:fill="auto" w:val="clear"/>
+          </w:tcPr>
+          <w:p>
+            <w:pPr>
+              <w:pStyle w:val="Body"/>
+              <w:spacing w:lineRule="auto" w:line="360"/>
               <w:rPr>
                 <w:lang w:val="en-US"/>
               </w:rPr>
@@ -85,20 +75,21 @@
         </w:tc>
         <w:tc>
           <w:tcPr>
-            <w:tcW w:w="6047" w:type="dxa"/>
-            <w:tcBorders>
-              <w:top w:val="single" w:sz="4" w:space="0" w:color="000000"/>
-              <w:left w:val="single" w:sz="4" w:space="0" w:color="000000"/>
-              <w:bottom w:val="single" w:sz="4" w:space="0" w:color="000000"/>
-              <w:right w:val="single" w:sz="4" w:space="0" w:color="000000"/>
-            </w:tcBorders>
-            <w:shd w:val="clear" w:color="auto" w:fill="auto"/>
-          </w:tcPr>
-          <w:p>
-            <w:pPr>
-              <w:spacing w:line="600" w:lineRule="auto"/>
-              <w:rPr>
-                <w:rFonts w:ascii="Arial" w:eastAsia="Calibri" w:hAnsi="Arial" w:cs="Calibri"/>
+            <w:tcW w:w="6048" w:type="dxa"/>
+            <w:tcBorders>
+              <w:top w:val="single" w:sz="4" w:space="0" w:color="000000"/>
+              <w:start w:val="single" w:sz="4" w:space="0" w:color="000000"/>
+              <w:bottom w:val="single" w:sz="4" w:space="0" w:color="000000"/>
+              <w:end w:val="single" w:sz="4" w:space="0" w:color="000000"/>
+            </w:tcBorders>
+            <w:shd w:color="auto" w:fill="auto" w:val="clear"/>
+          </w:tcPr>
+          <w:p>
+            <w:pPr>
+              <w:pStyle w:val="Normal"/>
+              <w:spacing w:lineRule="auto" w:line="600"/>
+              <w:rPr>
+                <w:rFonts w:ascii="Arial" w:hAnsi="Arial" w:eastAsia="Calibri" w:cs="Calibri"/>
                 <w:color w:val="000000"/>
                 <w:sz w:val="22"/>
                 <w:szCs w:val="22"/>
@@ -106,213 +97,165 @@
             </w:pPr>
             <w:r>
               <w:rPr>
-                <w:rFonts w:ascii="Arial" w:eastAsia="Calibri" w:hAnsi="Arial" w:cs="Calibri"/>
+                <w:rFonts w:eastAsia="Calibri" w:cs="Calibri" w:ascii="Arial" w:hAnsi="Arial"/>
                 <w:color w:val="000000"/>
                 <w:sz w:val="22"/>
                 <w:szCs w:val="22"/>
               </w:rPr>
-              <w:t xml:space="preserve">Automatic Speech Recognition </w:t>
-            </w:r>
-            <w:proofErr w:type="spellStart"/>
-            <w:r>
-              <w:rPr>
-                <w:rFonts w:ascii="Arial" w:eastAsia="Calibri" w:hAnsi="Arial" w:cs="Calibri"/>
+              <w:t>Automatic Speech Recognition practicals 2025-26</w:t>
+            </w:r>
+          </w:p>
+        </w:tc>
+      </w:tr>
+      <w:tr>
+        <w:trPr>
+          <w:trHeight w:val="388" w:hRule="exact"/>
+        </w:trPr>
+        <w:tc>
+          <w:tcPr>
+            <w:tcW w:w="2972" w:type="dxa"/>
+            <w:tcBorders>
+              <w:top w:val="single" w:sz="4" w:space="0" w:color="000000"/>
+              <w:start w:val="single" w:sz="4" w:space="0" w:color="000000"/>
+              <w:bottom w:val="single" w:sz="4" w:space="0" w:color="000000"/>
+              <w:end w:val="single" w:sz="4" w:space="0" w:color="000000"/>
+            </w:tcBorders>
+            <w:shd w:color="auto" w:fill="auto" w:val="clear"/>
+          </w:tcPr>
+          <w:p>
+            <w:pPr>
+              <w:pStyle w:val="Body"/>
+              <w:spacing w:lineRule="auto" w:line="360"/>
+              <w:rPr>
+                <w:lang w:val="en-US"/>
+              </w:rPr>
+            </w:pPr>
+            <w:r>
+              <w:rPr>
+                <w:lang w:val="en-US"/>
+              </w:rPr>
+              <w:t>Principal investigator (PI):</w:t>
+            </w:r>
+          </w:p>
+        </w:tc>
+        <w:tc>
+          <w:tcPr>
+            <w:tcW w:w="6048" w:type="dxa"/>
+            <w:tcBorders>
+              <w:top w:val="single" w:sz="4" w:space="0" w:color="000000"/>
+              <w:start w:val="single" w:sz="4" w:space="0" w:color="000000"/>
+              <w:bottom w:val="single" w:sz="4" w:space="0" w:color="000000"/>
+              <w:end w:val="single" w:sz="4" w:space="0" w:color="000000"/>
+            </w:tcBorders>
+            <w:shd w:color="auto" w:fill="auto" w:val="clear"/>
+          </w:tcPr>
+          <w:p>
+            <w:pPr>
+              <w:pStyle w:val="Normal"/>
+              <w:spacing w:lineRule="auto" w:line="600"/>
+              <w:rPr>
+                <w:rFonts w:ascii="Arial" w:hAnsi="Arial" w:eastAsia="Calibri" w:cs="Calibri"/>
                 <w:color w:val="000000"/>
                 <w:sz w:val="22"/>
                 <w:szCs w:val="22"/>
               </w:rPr>
-              <w:t>practicals</w:t>
-            </w:r>
-            <w:proofErr w:type="spellEnd"/>
-            <w:r>
-              <w:rPr>
-                <w:rFonts w:ascii="Arial" w:eastAsia="Calibri" w:hAnsi="Arial" w:cs="Calibri"/>
+            </w:pPr>
+            <w:r>
+              <w:rPr>
+                <w:rFonts w:eastAsia="Calibri" w:cs="Calibri" w:ascii="Arial" w:hAnsi="Arial"/>
                 <w:color w:val="000000"/>
                 <w:sz w:val="22"/>
                 <w:szCs w:val="22"/>
               </w:rPr>
-              <w:t xml:space="preserve"> 202</w:t>
-            </w:r>
-            <w:r>
-              <w:rPr>
-                <w:rFonts w:ascii="Arial" w:eastAsia="Calibri" w:hAnsi="Arial" w:cs="Calibri"/>
+              <w:t>Peter Bell</w:t>
+            </w:r>
+          </w:p>
+        </w:tc>
+      </w:tr>
+      <w:tr>
+        <w:trPr>
+          <w:trHeight w:val="373" w:hRule="exact"/>
+        </w:trPr>
+        <w:tc>
+          <w:tcPr>
+            <w:tcW w:w="2972" w:type="dxa"/>
+            <w:tcBorders>
+              <w:top w:val="single" w:sz="4" w:space="0" w:color="000000"/>
+              <w:start w:val="single" w:sz="4" w:space="0" w:color="000000"/>
+              <w:bottom w:val="single" w:sz="4" w:space="0" w:color="000000"/>
+              <w:end w:val="single" w:sz="4" w:space="0" w:color="000000"/>
+            </w:tcBorders>
+            <w:shd w:color="auto" w:fill="auto" w:val="clear"/>
+          </w:tcPr>
+          <w:p>
+            <w:pPr>
+              <w:pStyle w:val="Body"/>
+              <w:spacing w:lineRule="auto" w:line="360"/>
+              <w:rPr>
+                <w:lang w:val="en-US"/>
+              </w:rPr>
+            </w:pPr>
+            <w:r>
+              <w:rPr>
+                <w:lang w:val="en-US"/>
+              </w:rPr>
+              <w:t>Researcher:</w:t>
+            </w:r>
+          </w:p>
+        </w:tc>
+        <w:tc>
+          <w:tcPr>
+            <w:tcW w:w="6048" w:type="dxa"/>
+            <w:tcBorders>
+              <w:top w:val="single" w:sz="4" w:space="0" w:color="000000"/>
+              <w:start w:val="single" w:sz="4" w:space="0" w:color="000000"/>
+              <w:bottom w:val="single" w:sz="4" w:space="0" w:color="000000"/>
+              <w:end w:val="single" w:sz="4" w:space="0" w:color="000000"/>
+            </w:tcBorders>
+            <w:shd w:color="auto" w:fill="auto" w:val="clear"/>
+          </w:tcPr>
+          <w:p>
+            <w:pPr>
+              <w:pStyle w:val="Normal"/>
+              <w:spacing w:lineRule="auto" w:line="600"/>
+              <w:rPr>
+                <w:rFonts w:ascii="Arial" w:hAnsi="Arial" w:eastAsia="Calibri" w:cs="Calibri"/>
                 <w:color w:val="000000"/>
                 <w:sz w:val="22"/>
                 <w:szCs w:val="22"/>
               </w:rPr>
-              <w:t>4</w:t>
-            </w:r>
-            <w:r>
-              <w:rPr>
-                <w:rFonts w:ascii="Arial" w:eastAsia="Calibri" w:hAnsi="Arial" w:cs="Calibri"/>
+            </w:pPr>
+            <w:r>
+              <w:rPr>
+                <w:rFonts w:eastAsia="Calibri" w:cs="Calibri" w:ascii="Arial" w:hAnsi="Arial"/>
                 <w:color w:val="000000"/>
                 <w:sz w:val="22"/>
                 <w:szCs w:val="22"/>
               </w:rPr>
-              <w:t>-2</w:t>
-            </w:r>
-            <w:r>
-              <w:rPr>
-                <w:rFonts w:ascii="Arial" w:eastAsia="Calibri" w:hAnsi="Arial" w:cs="Calibri"/>
-                <w:color w:val="000000"/>
-                <w:sz w:val="22"/>
-                <w:szCs w:val="22"/>
-              </w:rPr>
-              <w:t>5</w:t>
+              <w:t>Georgios Karakasidis</w:t>
             </w:r>
           </w:p>
         </w:tc>
       </w:tr>
       <w:tr>
         <w:trPr>
-          <w:trHeight w:hRule="exact" w:val="388"/>
-          <w:jc w:val="center"/>
+          <w:trHeight w:val="420" w:hRule="exact"/>
         </w:trPr>
         <w:tc>
           <w:tcPr>
             <w:tcW w:w="2972" w:type="dxa"/>
             <w:tcBorders>
               <w:top w:val="single" w:sz="4" w:space="0" w:color="000000"/>
-              <w:left w:val="single" w:sz="4" w:space="0" w:color="000000"/>
-              <w:bottom w:val="single" w:sz="4" w:space="0" w:color="000000"/>
-              <w:right w:val="single" w:sz="4" w:space="0" w:color="000000"/>
-            </w:tcBorders>
-            <w:shd w:val="clear" w:color="auto" w:fill="auto"/>
-          </w:tcPr>
-          <w:p>
-            <w:pPr>
-              <w:pStyle w:val="Body"/>
-              <w:spacing w:line="360" w:lineRule="auto"/>
-              <w:rPr>
-                <w:lang w:val="en-US"/>
-              </w:rPr>
-            </w:pPr>
-            <w:r>
-              <w:rPr>
-                <w:lang w:val="en-US"/>
-              </w:rPr>
-              <w:t>Principal investigator (PI):</w:t>
-            </w:r>
-          </w:p>
-        </w:tc>
-        <w:tc>
-          <w:tcPr>
-            <w:tcW w:w="6047" w:type="dxa"/>
-            <w:tcBorders>
-              <w:top w:val="single" w:sz="4" w:space="0" w:color="000000"/>
-              <w:left w:val="single" w:sz="4" w:space="0" w:color="000000"/>
-              <w:bottom w:val="single" w:sz="4" w:space="0" w:color="000000"/>
-              <w:right w:val="single" w:sz="4" w:space="0" w:color="000000"/>
-            </w:tcBorders>
-            <w:shd w:val="clear" w:color="auto" w:fill="auto"/>
-          </w:tcPr>
-          <w:p>
-            <w:pPr>
-              <w:spacing w:line="600" w:lineRule="auto"/>
-              <w:rPr>
-                <w:rFonts w:ascii="Arial" w:eastAsia="Calibri" w:hAnsi="Arial" w:cs="Calibri"/>
-                <w:color w:val="000000"/>
-                <w:sz w:val="22"/>
-                <w:szCs w:val="22"/>
-              </w:rPr>
-            </w:pPr>
-            <w:r>
-              <w:rPr>
-                <w:rFonts w:ascii="Arial" w:eastAsia="Calibri" w:hAnsi="Arial" w:cs="Calibri"/>
-                <w:color w:val="000000"/>
-                <w:sz w:val="22"/>
-                <w:szCs w:val="22"/>
-              </w:rPr>
-              <w:t>Peter Bell</w:t>
-            </w:r>
-          </w:p>
-        </w:tc>
-      </w:tr>
-      <w:tr>
-        <w:trPr>
-          <w:trHeight w:hRule="exact" w:val="373"/>
-          <w:jc w:val="center"/>
-        </w:trPr>
-        <w:tc>
-          <w:tcPr>
-            <w:tcW w:w="2972" w:type="dxa"/>
-            <w:tcBorders>
-              <w:top w:val="single" w:sz="4" w:space="0" w:color="000000"/>
-              <w:left w:val="single" w:sz="4" w:space="0" w:color="000000"/>
-              <w:bottom w:val="single" w:sz="4" w:space="0" w:color="000000"/>
-              <w:right w:val="single" w:sz="4" w:space="0" w:color="000000"/>
-            </w:tcBorders>
-            <w:shd w:val="clear" w:color="auto" w:fill="auto"/>
-          </w:tcPr>
-          <w:p>
-            <w:pPr>
-              <w:pStyle w:val="Body"/>
-              <w:spacing w:line="360" w:lineRule="auto"/>
-              <w:rPr>
-                <w:lang w:val="en-US"/>
-              </w:rPr>
-            </w:pPr>
-            <w:r>
-              <w:rPr>
-                <w:lang w:val="en-US"/>
-              </w:rPr>
-              <w:t>Researcher:</w:t>
-            </w:r>
-          </w:p>
-        </w:tc>
-        <w:tc>
-          <w:tcPr>
-            <w:tcW w:w="6047" w:type="dxa"/>
-            <w:tcBorders>
-              <w:top w:val="single" w:sz="4" w:space="0" w:color="000000"/>
-              <w:left w:val="single" w:sz="4" w:space="0" w:color="000000"/>
-              <w:bottom w:val="single" w:sz="4" w:space="0" w:color="000000"/>
-              <w:right w:val="single" w:sz="4" w:space="0" w:color="000000"/>
-            </w:tcBorders>
-            <w:shd w:val="clear" w:color="auto" w:fill="auto"/>
-          </w:tcPr>
-          <w:p>
-            <w:pPr>
-              <w:spacing w:line="600" w:lineRule="auto"/>
-              <w:rPr>
-                <w:rFonts w:ascii="Arial" w:eastAsia="Calibri" w:hAnsi="Arial" w:cs="Calibri"/>
-                <w:color w:val="000000"/>
-                <w:sz w:val="22"/>
-                <w:szCs w:val="22"/>
-              </w:rPr>
-            </w:pPr>
-            <w:r>
-              <w:rPr>
-                <w:rFonts w:ascii="Arial" w:eastAsia="Calibri" w:hAnsi="Arial" w:cs="Calibri"/>
-                <w:color w:val="000000"/>
-                <w:sz w:val="22"/>
-                <w:szCs w:val="22"/>
-              </w:rPr>
-              <w:t>Yi Wang</w:t>
-            </w:r>
-          </w:p>
-        </w:tc>
-      </w:tr>
-      <w:tr>
-        <w:trPr>
-          <w:trHeight w:hRule="exact" w:val="420"/>
-          <w:jc w:val="center"/>
-        </w:trPr>
-        <w:tc>
-          <w:tcPr>
-            <w:tcW w:w="2972" w:type="dxa"/>
-            <w:tcBorders>
-              <w:top w:val="single" w:sz="4" w:space="0" w:color="000000"/>
-              <w:left w:val="single" w:sz="4" w:space="0" w:color="000000"/>
-              <w:bottom w:val="single" w:sz="4" w:space="0" w:color="000000"/>
-              <w:right w:val="single" w:sz="4" w:space="0" w:color="000000"/>
-            </w:tcBorders>
-            <w:shd w:val="clear" w:color="auto" w:fill="auto"/>
-          </w:tcPr>
-          <w:p>
-            <w:pPr>
-              <w:pStyle w:val="Body"/>
-              <w:spacing w:line="360" w:lineRule="auto"/>
+              <w:start w:val="single" w:sz="4" w:space="0" w:color="000000"/>
+              <w:bottom w:val="single" w:sz="4" w:space="0" w:color="000000"/>
+              <w:end w:val="single" w:sz="4" w:space="0" w:color="000000"/>
+            </w:tcBorders>
+            <w:shd w:color="auto" w:fill="auto" w:val="clear"/>
+          </w:tcPr>
+          <w:p>
+            <w:pPr>
+              <w:pStyle w:val="Body"/>
+              <w:spacing w:lineRule="auto" w:line="360"/>
               <w:rPr>
                 <w:lang w:val="en-US"/>
               </w:rPr>
@@ -327,26 +270,35 @@
         </w:tc>
         <w:tc>
           <w:tcPr>
-            <w:tcW w:w="6047" w:type="dxa"/>
-            <w:tcBorders>
-              <w:top w:val="single" w:sz="4" w:space="0" w:color="000000"/>
-              <w:left w:val="single" w:sz="4" w:space="0" w:color="000000"/>
-              <w:bottom w:val="single" w:sz="4" w:space="0" w:color="000000"/>
-              <w:right w:val="single" w:sz="4" w:space="0" w:color="000000"/>
-            </w:tcBorders>
-            <w:shd w:val="clear" w:color="auto" w:fill="auto"/>
-          </w:tcPr>
-          <w:p>
-            <w:pPr>
-              <w:spacing w:line="600" w:lineRule="auto"/>
-            </w:pPr>
-            <w:hyperlink r:id="rId6">
+            <w:tcW w:w="6048" w:type="dxa"/>
+            <w:tcBorders>
+              <w:top w:val="single" w:sz="4" w:space="0" w:color="000000"/>
+              <w:start w:val="single" w:sz="4" w:space="0" w:color="000000"/>
+              <w:bottom w:val="single" w:sz="4" w:space="0" w:color="000000"/>
+              <w:end w:val="single" w:sz="4" w:space="0" w:color="000000"/>
+            </w:tcBorders>
+            <w:shd w:color="auto" w:fill="auto" w:val="clear"/>
+          </w:tcPr>
+          <w:p>
+            <w:pPr>
+              <w:pStyle w:val="Normal"/>
+              <w:spacing w:lineRule="auto" w:line="600"/>
+              <w:rPr/>
+            </w:pPr>
+            <w:hyperlink r:id="rId2">
               <w:r>
                 <w:rPr>
-                  <w:rStyle w:val="Hyperlink0"/>
-                  <w:rFonts w:ascii="Arial" w:eastAsia="Calibri" w:hAnsi="Arial" w:cs="Calibri"/>
+                  <w:rStyle w:val="Style9"/>
+                  <w:rFonts w:eastAsia="Calibri" w:cs="Calibri" w:ascii="Arial" w:hAnsi="Arial"/>
+                  <w:color w:val="0563C1"/>
                   <w:sz w:val="22"/>
                   <w:szCs w:val="22"/>
+                  <w:u w:val="single" w:color="0563C1"/>
+                  <w14:textOutline w14:w="0" w14:cap="rnd" w14:cmpd="sng" w14:algn="ctr">
+                    <w14:noFill/>
+                    <w14:prstDash w14:val="solid"/>
+                    <w14:bevel/>
+                  </w14:textOutline>
                 </w:rPr>
                 <w:t>peter.bell@ed.ac.uk</w:t>
               </w:r>
@@ -358,7 +310,7 @@
     <w:p>
       <w:pPr>
         <w:pStyle w:val="Body"/>
-        <w:widowControl w:val="0"/>
+        <w:widowControl w:val="false"/>
         <w:jc w:val="center"/>
         <w:rPr>
           <w:b/>
@@ -367,6 +319,14 @@
           <w:szCs w:val="28"/>
         </w:rPr>
       </w:pPr>
+      <w:r>
+        <w:rPr>
+          <w:b/>
+          <w:bCs/>
+          <w:sz w:val="28"/>
+          <w:szCs w:val="28"/>
+        </w:rPr>
+      </w:r>
     </w:p>
     <w:p>
       <w:pPr>
@@ -376,11 +336,17 @@
           <w:bCs/>
         </w:rPr>
       </w:pPr>
+      <w:r>
+        <w:rPr>
+          <w:b/>
+          <w:bCs/>
+        </w:rPr>
+      </w:r>
     </w:p>
     <w:p>
       <w:pPr>
         <w:pStyle w:val="Body"/>
-        <w:spacing w:line="360" w:lineRule="auto"/>
+        <w:spacing w:lineRule="auto" w:line="360"/>
         <w:rPr>
           <w:b/>
           <w:bCs/>
@@ -399,38 +365,58 @@
     <w:tbl>
       <w:tblPr>
         <w:tblW w:w="9020" w:type="dxa"/>
+        <w:jc w:val="start"/>
         <w:tblInd w:w="188" w:type="dxa"/>
+        <w:tblLayout w:type="fixed"/>
         <w:tblCellMar>
           <w:top w:w="80" w:type="dxa"/>
-          <w:left w:w="80" w:type="dxa"/>
+          <w:start w:w="80" w:type="dxa"/>
           <w:bottom w:w="80" w:type="dxa"/>
-          <w:right w:w="80" w:type="dxa"/>
+          <w:end w:w="80" w:type="dxa"/>
         </w:tblCellMar>
-        <w:tblLook w:val="04A0" w:firstRow="1" w:lastRow="0" w:firstColumn="1" w:lastColumn="0" w:noHBand="0" w:noVBand="1"/>
+        <w:tblLook w:val="04a0" w:noHBand="0" w:noVBand="1" w:firstColumn="1" w:lastRow="0" w:lastColumn="0" w:firstRow="1"/>
       </w:tblPr>
       <w:tblGrid>
         <w:gridCol w:w="515"/>
-        <w:gridCol w:w="7134"/>
+        <w:gridCol w:w="7133"/>
         <w:gridCol w:w="709"/>
-        <w:gridCol w:w="662"/>
+        <w:gridCol w:w="663"/>
       </w:tblGrid>
       <w:tr>
         <w:trPr>
-          <w:trHeight w:val="253"/>
+          <w:trHeight w:val="253" w:hRule="atLeast"/>
         </w:trPr>
         <w:tc>
           <w:tcPr>
             <w:tcW w:w="515" w:type="dxa"/>
-            <w:shd w:val="clear" w:color="auto" w:fill="auto"/>
-          </w:tcPr>
-          <w:p/>
+            <w:tcBorders/>
+            <w:shd w:color="auto" w:fill="auto" w:val="clear"/>
+          </w:tcPr>
+          <w:p>
+            <w:pPr>
+              <w:pStyle w:val="Normal"/>
+              <w:rPr/>
+            </w:pPr>
+            <w:r>
+              <w:rPr/>
+            </w:r>
+          </w:p>
         </w:tc>
         <w:tc>
           <w:tcPr>
             <w:tcW w:w="7133" w:type="dxa"/>
-            <w:shd w:val="clear" w:color="auto" w:fill="auto"/>
-          </w:tcPr>
-          <w:p/>
+            <w:tcBorders/>
+            <w:shd w:color="auto" w:fill="auto" w:val="clear"/>
+          </w:tcPr>
+          <w:p>
+            <w:pPr>
+              <w:pStyle w:val="Normal"/>
+              <w:rPr/>
+            </w:pPr>
+            <w:r>
+              <w:rPr/>
+            </w:r>
+          </w:p>
         </w:tc>
         <w:tc>
           <w:tcPr>
@@ -438,12 +424,12 @@
             <w:tcBorders>
               <w:bottom w:val="single" w:sz="4" w:space="0" w:color="000000"/>
             </w:tcBorders>
-            <w:shd w:val="clear" w:color="auto" w:fill="auto"/>
-          </w:tcPr>
-          <w:p>
-            <w:pPr>
-              <w:pStyle w:val="Body"/>
-              <w:spacing w:line="360" w:lineRule="auto"/>
+            <w:shd w:color="auto" w:fill="auto" w:val="clear"/>
+          </w:tcPr>
+          <w:p>
+            <w:pPr>
+              <w:pStyle w:val="Body"/>
+              <w:spacing w:lineRule="auto" w:line="360"/>
               <w:rPr>
                 <w:b/>
                 <w:bCs/>
@@ -462,16 +448,16 @@
         </w:tc>
         <w:tc>
           <w:tcPr>
-            <w:tcW w:w="662" w:type="dxa"/>
-            <w:tcBorders>
-              <w:bottom w:val="single" w:sz="4" w:space="0" w:color="000000"/>
-            </w:tcBorders>
-            <w:shd w:val="clear" w:color="auto" w:fill="auto"/>
-          </w:tcPr>
-          <w:p>
-            <w:pPr>
-              <w:pStyle w:val="Body"/>
-              <w:spacing w:line="360" w:lineRule="auto"/>
+            <w:tcW w:w="663" w:type="dxa"/>
+            <w:tcBorders>
+              <w:bottom w:val="single" w:sz="4" w:space="0" w:color="000000"/>
+            </w:tcBorders>
+            <w:shd w:color="auto" w:fill="auto" w:val="clear"/>
+          </w:tcPr>
+          <w:p>
+            <w:pPr>
+              <w:pStyle w:val="Body"/>
+              <w:spacing w:lineRule="auto" w:line="360"/>
               <w:rPr>
                 <w:b/>
                 <w:bCs/>
@@ -491,17 +477,18 @@
       </w:tr>
       <w:tr>
         <w:trPr>
-          <w:trHeight w:val="973"/>
+          <w:trHeight w:val="973" w:hRule="atLeast"/>
         </w:trPr>
         <w:tc>
           <w:tcPr>
             <w:tcW w:w="515" w:type="dxa"/>
-            <w:shd w:val="clear" w:color="auto" w:fill="auto"/>
-          </w:tcPr>
-          <w:p>
-            <w:pPr>
-              <w:pStyle w:val="Body"/>
-              <w:spacing w:line="360" w:lineRule="auto"/>
+            <w:tcBorders/>
+            <w:shd w:color="auto" w:fill="auto" w:val="clear"/>
+          </w:tcPr>
+          <w:p>
+            <w:pPr>
+              <w:pStyle w:val="Body"/>
+              <w:spacing w:lineRule="auto" w:line="360"/>
               <w:rPr>
                 <w:b/>
                 <w:bCs/>
@@ -522,9 +509,9 @@
           <w:tcPr>
             <w:tcW w:w="7133" w:type="dxa"/>
             <w:tcBorders>
-              <w:right w:val="single" w:sz="4" w:space="0" w:color="000000"/>
-            </w:tcBorders>
-            <w:shd w:val="clear" w:color="auto" w:fill="auto"/>
+              <w:end w:val="single" w:sz="4" w:space="0" w:color="000000"/>
+            </w:tcBorders>
+            <w:shd w:color="auto" w:fill="auto" w:val="clear"/>
           </w:tcPr>
           <w:p>
             <w:pPr>
@@ -546,51 +533,85 @@
             <w:tcW w:w="709" w:type="dxa"/>
             <w:tcBorders>
               <w:top w:val="single" w:sz="4" w:space="0" w:color="000000"/>
-              <w:left w:val="single" w:sz="4" w:space="0" w:color="000000"/>
-              <w:bottom w:val="single" w:sz="4" w:space="0" w:color="000000"/>
-              <w:right w:val="single" w:sz="4" w:space="0" w:color="000000"/>
-            </w:tcBorders>
-            <w:shd w:val="clear" w:color="auto" w:fill="auto"/>
+              <w:start w:val="single" w:sz="4" w:space="0" w:color="000000"/>
+              <w:bottom w:val="single" w:sz="4" w:space="0" w:color="000000"/>
+              <w:end w:val="single" w:sz="4" w:space="0" w:color="000000"/>
+            </w:tcBorders>
+            <w:shd w:color="auto" w:fill="auto" w:val="clear"/>
             <w:tcMar>
-              <w:left w:w="75" w:type="dxa"/>
+              <w:start w:w="75" w:type="dxa"/>
             </w:tcMar>
           </w:tcPr>
-          <w:p/>
-        </w:tc>
-        <w:tc>
-          <w:tcPr>
-            <w:tcW w:w="662" w:type="dxa"/>
-            <w:tcBorders>
-              <w:top w:val="single" w:sz="4" w:space="0" w:color="000000"/>
-              <w:left w:val="single" w:sz="4" w:space="0" w:color="000000"/>
-              <w:bottom w:val="single" w:sz="4" w:space="0" w:color="000000"/>
-              <w:right w:val="single" w:sz="4" w:space="0" w:color="000000"/>
-            </w:tcBorders>
-            <w:shd w:val="clear" w:color="auto" w:fill="auto"/>
+          <w:p>
+            <w:pPr>
+              <w:pStyle w:val="Normal"/>
+              <w:rPr/>
+            </w:pPr>
+            <w:r>
+              <w:rPr/>
+            </w:r>
+          </w:p>
+        </w:tc>
+        <w:tc>
+          <w:tcPr>
+            <w:tcW w:w="663" w:type="dxa"/>
+            <w:tcBorders>
+              <w:top w:val="single" w:sz="4" w:space="0" w:color="000000"/>
+              <w:start w:val="single" w:sz="4" w:space="0" w:color="000000"/>
+              <w:bottom w:val="single" w:sz="4" w:space="0" w:color="000000"/>
+              <w:end w:val="single" w:sz="4" w:space="0" w:color="000000"/>
+            </w:tcBorders>
+            <w:shd w:color="auto" w:fill="auto" w:val="clear"/>
             <w:tcMar>
-              <w:left w:w="75" w:type="dxa"/>
+              <w:start w:w="75" w:type="dxa"/>
             </w:tcMar>
           </w:tcPr>
-          <w:p/>
+          <w:p>
+            <w:pPr>
+              <w:pStyle w:val="Normal"/>
+              <w:rPr/>
+            </w:pPr>
+            <w:r>
+              <w:rPr/>
+            </w:r>
+          </w:p>
         </w:tc>
       </w:tr>
       <w:tr>
         <w:trPr>
-          <w:trHeight w:val="253"/>
+          <w:trHeight w:val="253" w:hRule="atLeast"/>
         </w:trPr>
         <w:tc>
           <w:tcPr>
             <w:tcW w:w="515" w:type="dxa"/>
-            <w:shd w:val="clear" w:color="auto" w:fill="auto"/>
-          </w:tcPr>
-          <w:p/>
+            <w:tcBorders/>
+            <w:shd w:color="auto" w:fill="auto" w:val="clear"/>
+          </w:tcPr>
+          <w:p>
+            <w:pPr>
+              <w:pStyle w:val="Normal"/>
+              <w:rPr/>
+            </w:pPr>
+            <w:r>
+              <w:rPr/>
+            </w:r>
+          </w:p>
         </w:tc>
         <w:tc>
           <w:tcPr>
             <w:tcW w:w="7133" w:type="dxa"/>
-            <w:shd w:val="clear" w:color="auto" w:fill="auto"/>
-          </w:tcPr>
-          <w:p/>
+            <w:tcBorders/>
+            <w:shd w:color="auto" w:fill="auto" w:val="clear"/>
+          </w:tcPr>
+          <w:p>
+            <w:pPr>
+              <w:pStyle w:val="Normal"/>
+              <w:rPr/>
+            </w:pPr>
+            <w:r>
+              <w:rPr/>
+            </w:r>
+          </w:p>
         </w:tc>
         <w:tc>
           <w:tcPr>
@@ -599,12 +620,12 @@
               <w:top w:val="single" w:sz="4" w:space="0" w:color="000000"/>
               <w:bottom w:val="single" w:sz="4" w:space="0" w:color="000000"/>
             </w:tcBorders>
-            <w:shd w:val="clear" w:color="auto" w:fill="auto"/>
-          </w:tcPr>
-          <w:p>
-            <w:pPr>
-              <w:pStyle w:val="Body"/>
-              <w:spacing w:line="360" w:lineRule="auto"/>
+            <w:shd w:color="auto" w:fill="auto" w:val="clear"/>
+          </w:tcPr>
+          <w:p>
+            <w:pPr>
+              <w:pStyle w:val="Body"/>
+              <w:spacing w:lineRule="auto" w:line="360"/>
               <w:rPr>
                 <w:b/>
                 <w:bCs/>
@@ -623,17 +644,17 @@
         </w:tc>
         <w:tc>
           <w:tcPr>
-            <w:tcW w:w="662" w:type="dxa"/>
-            <w:tcBorders>
-              <w:top w:val="single" w:sz="4" w:space="0" w:color="000000"/>
-              <w:bottom w:val="single" w:sz="4" w:space="0" w:color="000000"/>
-            </w:tcBorders>
-            <w:shd w:val="clear" w:color="auto" w:fill="auto"/>
-          </w:tcPr>
-          <w:p>
-            <w:pPr>
-              <w:pStyle w:val="Body"/>
-              <w:spacing w:line="360" w:lineRule="auto"/>
+            <w:tcW w:w="663" w:type="dxa"/>
+            <w:tcBorders>
+              <w:top w:val="single" w:sz="4" w:space="0" w:color="000000"/>
+              <w:bottom w:val="single" w:sz="4" w:space="0" w:color="000000"/>
+            </w:tcBorders>
+            <w:shd w:color="auto" w:fill="auto" w:val="clear"/>
+          </w:tcPr>
+          <w:p>
+            <w:pPr>
+              <w:pStyle w:val="Body"/>
+              <w:spacing w:lineRule="auto" w:line="360"/>
               <w:rPr>
                 <w:b/>
                 <w:bCs/>
@@ -653,17 +674,18 @@
       </w:tr>
       <w:tr>
         <w:trPr>
-          <w:trHeight w:val="733"/>
+          <w:trHeight w:val="733" w:hRule="atLeast"/>
         </w:trPr>
         <w:tc>
           <w:tcPr>
             <w:tcW w:w="515" w:type="dxa"/>
-            <w:shd w:val="clear" w:color="auto" w:fill="auto"/>
-          </w:tcPr>
-          <w:p>
-            <w:pPr>
-              <w:pStyle w:val="Body"/>
-              <w:spacing w:line="360" w:lineRule="auto"/>
+            <w:tcBorders/>
+            <w:shd w:color="auto" w:fill="auto" w:val="clear"/>
+          </w:tcPr>
+          <w:p>
+            <w:pPr>
+              <w:pStyle w:val="Body"/>
+              <w:spacing w:lineRule="auto" w:line="360"/>
               <w:rPr>
                 <w:b/>
                 <w:bCs/>
@@ -684,28 +706,22 @@
           <w:tcPr>
             <w:tcW w:w="7133" w:type="dxa"/>
             <w:tcBorders>
-              <w:right w:val="single" w:sz="4" w:space="0" w:color="000000"/>
-            </w:tcBorders>
-            <w:shd w:val="clear" w:color="auto" w:fill="auto"/>
-          </w:tcPr>
-          <w:p>
-            <w:pPr>
-              <w:pStyle w:val="Body"/>
-              <w:rPr>
-                <w:lang w:val="en-US"/>
-              </w:rPr>
-            </w:pPr>
-            <w:r>
-              <w:rPr>
-                <w:lang w:val="en-US"/>
-              </w:rPr>
-              <w:t xml:space="preserve">I understand that my </w:t>
-            </w:r>
-            <w:r>
-              <w:rPr>
-                <w:lang w:val="en-US"/>
-              </w:rPr>
-              <w:t>participation is voluntary, and that I can withdraw at any time without giving a reason. Withdrawing will not affect any of my rights.</w:t>
+              <w:end w:val="single" w:sz="4" w:space="0" w:color="000000"/>
+            </w:tcBorders>
+            <w:shd w:color="auto" w:fill="auto" w:val="clear"/>
+          </w:tcPr>
+          <w:p>
+            <w:pPr>
+              <w:pStyle w:val="Body"/>
+              <w:rPr>
+                <w:lang w:val="en-US"/>
+              </w:rPr>
+            </w:pPr>
+            <w:r>
+              <w:rPr>
+                <w:lang w:val="en-US"/>
+              </w:rPr>
+              <w:t>I understand that my participation is voluntary, and that I can withdraw at any time without giving a reason. Withdrawing will not affect any of my rights.</w:t>
             </w:r>
           </w:p>
         </w:tc>
@@ -714,51 +730,85 @@
             <w:tcW w:w="709" w:type="dxa"/>
             <w:tcBorders>
               <w:top w:val="single" w:sz="4" w:space="0" w:color="000000"/>
-              <w:left w:val="single" w:sz="4" w:space="0" w:color="000000"/>
-              <w:bottom w:val="single" w:sz="4" w:space="0" w:color="000000"/>
-              <w:right w:val="single" w:sz="4" w:space="0" w:color="000000"/>
-            </w:tcBorders>
-            <w:shd w:val="clear" w:color="auto" w:fill="auto"/>
+              <w:start w:val="single" w:sz="4" w:space="0" w:color="000000"/>
+              <w:bottom w:val="single" w:sz="4" w:space="0" w:color="000000"/>
+              <w:end w:val="single" w:sz="4" w:space="0" w:color="000000"/>
+            </w:tcBorders>
+            <w:shd w:color="auto" w:fill="auto" w:val="clear"/>
             <w:tcMar>
-              <w:left w:w="75" w:type="dxa"/>
+              <w:start w:w="75" w:type="dxa"/>
             </w:tcMar>
           </w:tcPr>
-          <w:p/>
-        </w:tc>
-        <w:tc>
-          <w:tcPr>
-            <w:tcW w:w="662" w:type="dxa"/>
-            <w:tcBorders>
-              <w:top w:val="single" w:sz="4" w:space="0" w:color="000000"/>
-              <w:left w:val="single" w:sz="4" w:space="0" w:color="000000"/>
-              <w:bottom w:val="single" w:sz="4" w:space="0" w:color="000000"/>
-              <w:right w:val="single" w:sz="4" w:space="0" w:color="000000"/>
-            </w:tcBorders>
-            <w:shd w:val="clear" w:color="auto" w:fill="auto"/>
+          <w:p>
+            <w:pPr>
+              <w:pStyle w:val="Normal"/>
+              <w:rPr/>
+            </w:pPr>
+            <w:r>
+              <w:rPr/>
+            </w:r>
+          </w:p>
+        </w:tc>
+        <w:tc>
+          <w:tcPr>
+            <w:tcW w:w="663" w:type="dxa"/>
+            <w:tcBorders>
+              <w:top w:val="single" w:sz="4" w:space="0" w:color="000000"/>
+              <w:start w:val="single" w:sz="4" w:space="0" w:color="000000"/>
+              <w:bottom w:val="single" w:sz="4" w:space="0" w:color="000000"/>
+              <w:end w:val="single" w:sz="4" w:space="0" w:color="000000"/>
+            </w:tcBorders>
+            <w:shd w:color="auto" w:fill="auto" w:val="clear"/>
             <w:tcMar>
-              <w:left w:w="75" w:type="dxa"/>
+              <w:start w:w="75" w:type="dxa"/>
             </w:tcMar>
           </w:tcPr>
-          <w:p/>
+          <w:p>
+            <w:pPr>
+              <w:pStyle w:val="Normal"/>
+              <w:rPr/>
+            </w:pPr>
+            <w:r>
+              <w:rPr/>
+            </w:r>
+          </w:p>
         </w:tc>
       </w:tr>
       <w:tr>
         <w:trPr>
-          <w:trHeight w:val="253"/>
+          <w:trHeight w:val="253" w:hRule="atLeast"/>
         </w:trPr>
         <w:tc>
           <w:tcPr>
             <w:tcW w:w="515" w:type="dxa"/>
-            <w:shd w:val="clear" w:color="auto" w:fill="auto"/>
-          </w:tcPr>
-          <w:p/>
+            <w:tcBorders/>
+            <w:shd w:color="auto" w:fill="auto" w:val="clear"/>
+          </w:tcPr>
+          <w:p>
+            <w:pPr>
+              <w:pStyle w:val="Normal"/>
+              <w:rPr/>
+            </w:pPr>
+            <w:r>
+              <w:rPr/>
+            </w:r>
+          </w:p>
         </w:tc>
         <w:tc>
           <w:tcPr>
             <w:tcW w:w="7133" w:type="dxa"/>
-            <w:shd w:val="clear" w:color="auto" w:fill="auto"/>
-          </w:tcPr>
-          <w:p/>
+            <w:tcBorders/>
+            <w:shd w:color="auto" w:fill="auto" w:val="clear"/>
+          </w:tcPr>
+          <w:p>
+            <w:pPr>
+              <w:pStyle w:val="Normal"/>
+              <w:rPr/>
+            </w:pPr>
+            <w:r>
+              <w:rPr/>
+            </w:r>
+          </w:p>
         </w:tc>
         <w:tc>
           <w:tcPr>
@@ -767,12 +817,12 @@
               <w:top w:val="single" w:sz="4" w:space="0" w:color="000000"/>
               <w:bottom w:val="single" w:sz="4" w:space="0" w:color="000000"/>
             </w:tcBorders>
-            <w:shd w:val="clear" w:color="auto" w:fill="auto"/>
-          </w:tcPr>
-          <w:p>
-            <w:pPr>
-              <w:pStyle w:val="Body"/>
-              <w:spacing w:line="360" w:lineRule="auto"/>
+            <w:shd w:color="auto" w:fill="auto" w:val="clear"/>
+          </w:tcPr>
+          <w:p>
+            <w:pPr>
+              <w:pStyle w:val="Body"/>
+              <w:spacing w:lineRule="auto" w:line="360"/>
               <w:rPr>
                 <w:b/>
                 <w:bCs/>
@@ -791,17 +841,17 @@
         </w:tc>
         <w:tc>
           <w:tcPr>
-            <w:tcW w:w="662" w:type="dxa"/>
-            <w:tcBorders>
-              <w:top w:val="single" w:sz="4" w:space="0" w:color="000000"/>
-              <w:bottom w:val="single" w:sz="4" w:space="0" w:color="000000"/>
-            </w:tcBorders>
-            <w:shd w:val="clear" w:color="auto" w:fill="auto"/>
-          </w:tcPr>
-          <w:p>
-            <w:pPr>
-              <w:pStyle w:val="Body"/>
-              <w:spacing w:line="360" w:lineRule="auto"/>
+            <w:tcW w:w="663" w:type="dxa"/>
+            <w:tcBorders>
+              <w:top w:val="single" w:sz="4" w:space="0" w:color="000000"/>
+              <w:bottom w:val="single" w:sz="4" w:space="0" w:color="000000"/>
+            </w:tcBorders>
+            <w:shd w:color="auto" w:fill="auto" w:val="clear"/>
+          </w:tcPr>
+          <w:p>
+            <w:pPr>
+              <w:pStyle w:val="Body"/>
+              <w:spacing w:lineRule="auto" w:line="360"/>
               <w:rPr>
                 <w:b/>
                 <w:bCs/>
@@ -821,17 +871,18 @@
       </w:tr>
       <w:tr>
         <w:trPr>
-          <w:trHeight w:val="668"/>
+          <w:trHeight w:val="668" w:hRule="atLeast"/>
         </w:trPr>
         <w:tc>
           <w:tcPr>
             <w:tcW w:w="515" w:type="dxa"/>
-            <w:shd w:val="clear" w:color="auto" w:fill="auto"/>
-          </w:tcPr>
-          <w:p>
-            <w:pPr>
-              <w:pStyle w:val="Body"/>
-              <w:spacing w:line="360" w:lineRule="auto"/>
+            <w:tcBorders/>
+            <w:shd w:color="auto" w:fill="auto" w:val="clear"/>
+          </w:tcPr>
+          <w:p>
+            <w:pPr>
+              <w:pStyle w:val="Body"/>
+              <w:spacing w:lineRule="auto" w:line="360"/>
               <w:rPr>
                 <w:b/>
                 <w:bCs/>
@@ -852,34 +903,28 @@
           <w:tcPr>
             <w:tcW w:w="7133" w:type="dxa"/>
             <w:tcBorders>
-              <w:right w:val="single" w:sz="4" w:space="0" w:color="000000"/>
-            </w:tcBorders>
-            <w:shd w:val="clear" w:color="auto" w:fill="auto"/>
-          </w:tcPr>
-          <w:p>
-            <w:pPr>
-              <w:pStyle w:val="Body"/>
-              <w:rPr>
-                <w:lang w:val="en-US"/>
-              </w:rPr>
-            </w:pPr>
-            <w:r>
-              <w:rPr>
-                <w:lang w:val="en-US"/>
-              </w:rPr>
-              <w:t xml:space="preserve">I agree to my audio recordings and transcriptions being shared with other students enrolled on the </w:t>
-            </w:r>
-            <w:r>
-              <w:rPr>
-                <w:lang w:val="en-US"/>
-              </w:rPr>
-              <w:t>ASR course in 202</w:t>
-            </w:r>
-            <w:r>
-              <w:rPr>
-                <w:lang w:val="en-US"/>
-              </w:rPr>
-              <w:t>4</w:t>
+              <w:end w:val="single" w:sz="4" w:space="0" w:color="000000"/>
+            </w:tcBorders>
+            <w:shd w:color="auto" w:fill="auto" w:val="clear"/>
+          </w:tcPr>
+          <w:p>
+            <w:pPr>
+              <w:pStyle w:val="Body"/>
+              <w:rPr>
+                <w:lang w:val="en-US"/>
+              </w:rPr>
+            </w:pPr>
+            <w:r>
+              <w:rPr>
+                <w:lang w:val="en-US"/>
+              </w:rPr>
+              <w:t>I agree to my audio recordings and transcriptions being shared with other students enrolled on the ASR course in 202</w:t>
+            </w:r>
+            <w:r>
+              <w:rPr>
+                <w:lang w:val="en-US"/>
+              </w:rPr>
+              <w:t>5</w:t>
             </w:r>
             <w:r>
               <w:rPr>
@@ -891,7 +936,7 @@
               <w:rPr>
                 <w:lang w:val="en-US"/>
               </w:rPr>
-              <w:t>5</w:t>
+              <w:t>6</w:t>
             </w:r>
             <w:r>
               <w:rPr>
@@ -906,51 +951,85 @@
             <w:tcW w:w="709" w:type="dxa"/>
             <w:tcBorders>
               <w:top w:val="single" w:sz="4" w:space="0" w:color="000000"/>
-              <w:left w:val="single" w:sz="4" w:space="0" w:color="000000"/>
-              <w:bottom w:val="single" w:sz="4" w:space="0" w:color="000000"/>
-              <w:right w:val="single" w:sz="4" w:space="0" w:color="000000"/>
-            </w:tcBorders>
-            <w:shd w:val="clear" w:color="auto" w:fill="auto"/>
+              <w:start w:val="single" w:sz="4" w:space="0" w:color="000000"/>
+              <w:bottom w:val="single" w:sz="4" w:space="0" w:color="000000"/>
+              <w:end w:val="single" w:sz="4" w:space="0" w:color="000000"/>
+            </w:tcBorders>
+            <w:shd w:color="auto" w:fill="auto" w:val="clear"/>
             <w:tcMar>
-              <w:left w:w="75" w:type="dxa"/>
+              <w:start w:w="75" w:type="dxa"/>
             </w:tcMar>
           </w:tcPr>
-          <w:p/>
-        </w:tc>
-        <w:tc>
-          <w:tcPr>
-            <w:tcW w:w="662" w:type="dxa"/>
-            <w:tcBorders>
-              <w:top w:val="single" w:sz="4" w:space="0" w:color="000000"/>
-              <w:left w:val="single" w:sz="4" w:space="0" w:color="000000"/>
-              <w:bottom w:val="single" w:sz="4" w:space="0" w:color="000000"/>
-              <w:right w:val="single" w:sz="4" w:space="0" w:color="000000"/>
-            </w:tcBorders>
-            <w:shd w:val="clear" w:color="auto" w:fill="auto"/>
+          <w:p>
+            <w:pPr>
+              <w:pStyle w:val="Normal"/>
+              <w:rPr/>
+            </w:pPr>
+            <w:r>
+              <w:rPr/>
+            </w:r>
+          </w:p>
+        </w:tc>
+        <w:tc>
+          <w:tcPr>
+            <w:tcW w:w="663" w:type="dxa"/>
+            <w:tcBorders>
+              <w:top w:val="single" w:sz="4" w:space="0" w:color="000000"/>
+              <w:start w:val="single" w:sz="4" w:space="0" w:color="000000"/>
+              <w:bottom w:val="single" w:sz="4" w:space="0" w:color="000000"/>
+              <w:end w:val="single" w:sz="4" w:space="0" w:color="000000"/>
+            </w:tcBorders>
+            <w:shd w:color="auto" w:fill="auto" w:val="clear"/>
             <w:tcMar>
-              <w:left w:w="75" w:type="dxa"/>
+              <w:start w:w="75" w:type="dxa"/>
             </w:tcMar>
           </w:tcPr>
-          <w:p/>
+          <w:p>
+            <w:pPr>
+              <w:pStyle w:val="Normal"/>
+              <w:rPr/>
+            </w:pPr>
+            <w:r>
+              <w:rPr/>
+            </w:r>
+          </w:p>
         </w:tc>
       </w:tr>
       <w:tr>
         <w:trPr>
-          <w:trHeight w:val="253"/>
+          <w:trHeight w:val="253" w:hRule="atLeast"/>
         </w:trPr>
         <w:tc>
           <w:tcPr>
             <w:tcW w:w="515" w:type="dxa"/>
-            <w:shd w:val="clear" w:color="auto" w:fill="auto"/>
-          </w:tcPr>
-          <w:p/>
+            <w:tcBorders/>
+            <w:shd w:color="auto" w:fill="auto" w:val="clear"/>
+          </w:tcPr>
+          <w:p>
+            <w:pPr>
+              <w:pStyle w:val="Normal"/>
+              <w:rPr/>
+            </w:pPr>
+            <w:r>
+              <w:rPr/>
+            </w:r>
+          </w:p>
         </w:tc>
         <w:tc>
           <w:tcPr>
             <w:tcW w:w="7133" w:type="dxa"/>
-            <w:shd w:val="clear" w:color="auto" w:fill="auto"/>
-          </w:tcPr>
-          <w:p/>
+            <w:tcBorders/>
+            <w:shd w:color="auto" w:fill="auto" w:val="clear"/>
+          </w:tcPr>
+          <w:p>
+            <w:pPr>
+              <w:pStyle w:val="Normal"/>
+              <w:rPr/>
+            </w:pPr>
+            <w:r>
+              <w:rPr/>
+            </w:r>
+          </w:p>
         </w:tc>
         <w:tc>
           <w:tcPr>
@@ -959,12 +1038,12 @@
               <w:top w:val="single" w:sz="4" w:space="0" w:color="000000"/>
               <w:bottom w:val="single" w:sz="4" w:space="0" w:color="000000"/>
             </w:tcBorders>
-            <w:shd w:val="clear" w:color="auto" w:fill="auto"/>
-          </w:tcPr>
-          <w:p>
-            <w:pPr>
-              <w:pStyle w:val="Body"/>
-              <w:spacing w:line="360" w:lineRule="auto"/>
+            <w:shd w:color="auto" w:fill="auto" w:val="clear"/>
+          </w:tcPr>
+          <w:p>
+            <w:pPr>
+              <w:pStyle w:val="Body"/>
+              <w:spacing w:lineRule="auto" w:line="360"/>
               <w:rPr>
                 <w:b/>
                 <w:bCs/>
@@ -983,17 +1062,17 @@
         </w:tc>
         <w:tc>
           <w:tcPr>
-            <w:tcW w:w="662" w:type="dxa"/>
-            <w:tcBorders>
-              <w:top w:val="single" w:sz="4" w:space="0" w:color="000000"/>
-              <w:bottom w:val="single" w:sz="4" w:space="0" w:color="000000"/>
-            </w:tcBorders>
-            <w:shd w:val="clear" w:color="auto" w:fill="auto"/>
-          </w:tcPr>
-          <w:p>
-            <w:pPr>
-              <w:pStyle w:val="Body"/>
-              <w:spacing w:line="360" w:lineRule="auto"/>
+            <w:tcW w:w="663" w:type="dxa"/>
+            <w:tcBorders>
+              <w:top w:val="single" w:sz="4" w:space="0" w:color="000000"/>
+              <w:bottom w:val="single" w:sz="4" w:space="0" w:color="000000"/>
+            </w:tcBorders>
+            <w:shd w:color="auto" w:fill="auto" w:val="clear"/>
+          </w:tcPr>
+          <w:p>
+            <w:pPr>
+              <w:pStyle w:val="Body"/>
+              <w:spacing w:lineRule="auto" w:line="360"/>
               <w:rPr>
                 <w:b/>
                 <w:bCs/>
@@ -1013,17 +1092,18 @@
       </w:tr>
       <w:tr>
         <w:trPr>
-          <w:trHeight w:val="493"/>
+          <w:trHeight w:val="493" w:hRule="atLeast"/>
         </w:trPr>
         <w:tc>
           <w:tcPr>
             <w:tcW w:w="515" w:type="dxa"/>
-            <w:shd w:val="clear" w:color="auto" w:fill="auto"/>
-          </w:tcPr>
-          <w:p>
-            <w:pPr>
-              <w:pStyle w:val="Body"/>
-              <w:spacing w:line="360" w:lineRule="auto"/>
+            <w:tcBorders/>
+            <w:shd w:color="auto" w:fill="auto" w:val="clear"/>
+          </w:tcPr>
+          <w:p>
+            <w:pPr>
+              <w:pStyle w:val="Body"/>
+              <w:spacing w:lineRule="auto" w:line="360"/>
               <w:rPr>
                 <w:b/>
                 <w:bCs/>
@@ -1044,42 +1124,28 @@
           <w:tcPr>
             <w:tcW w:w="7133" w:type="dxa"/>
             <w:tcBorders>
-              <w:right w:val="single" w:sz="4" w:space="0" w:color="000000"/>
-            </w:tcBorders>
-            <w:shd w:val="clear" w:color="auto" w:fill="auto"/>
-          </w:tcPr>
-          <w:p>
-            <w:pPr>
-              <w:pStyle w:val="Body"/>
-              <w:rPr>
-                <w:lang w:val="en-US"/>
-              </w:rPr>
-            </w:pPr>
-            <w:r>
-              <w:rPr>
-                <w:lang w:val="en-US"/>
-              </w:rPr>
-              <w:t xml:space="preserve">I consent to my </w:t>
-            </w:r>
-            <w:proofErr w:type="spellStart"/>
-            <w:r>
-              <w:rPr>
-                <w:lang w:val="en-US"/>
-              </w:rPr>
-              <w:t>anonymised</w:t>
-            </w:r>
-            <w:proofErr w:type="spellEnd"/>
-            <w:r>
-              <w:rPr>
-                <w:lang w:val="en-US"/>
-              </w:rPr>
-              <w:t xml:space="preserve"> data being used in lab and assignment work by students enrolled on the ASR course in 202</w:t>
-            </w:r>
-            <w:r>
-              <w:rPr>
-                <w:lang w:val="en-US"/>
-              </w:rPr>
-              <w:t>4</w:t>
+              <w:end w:val="single" w:sz="4" w:space="0" w:color="000000"/>
+            </w:tcBorders>
+            <w:shd w:color="auto" w:fill="auto" w:val="clear"/>
+          </w:tcPr>
+          <w:p>
+            <w:pPr>
+              <w:pStyle w:val="Body"/>
+              <w:rPr>
+                <w:lang w:val="en-US"/>
+              </w:rPr>
+            </w:pPr>
+            <w:r>
+              <w:rPr>
+                <w:lang w:val="en-US"/>
+              </w:rPr>
+              <w:t>I consent to my anonymised data being used in lab and assignment work by students enrolled on the ASR course in 202</w:t>
+            </w:r>
+            <w:r>
+              <w:rPr>
+                <w:lang w:val="en-US"/>
+              </w:rPr>
+              <w:t>5</w:t>
             </w:r>
             <w:r>
               <w:rPr>
@@ -1091,7 +1157,7 @@
               <w:rPr>
                 <w:lang w:val="en-US"/>
               </w:rPr>
-              <w:t>5</w:t>
+              <w:t>6</w:t>
             </w:r>
             <w:r>
               <w:rPr>
@@ -1106,51 +1172,85 @@
             <w:tcW w:w="709" w:type="dxa"/>
             <w:tcBorders>
               <w:top w:val="single" w:sz="4" w:space="0" w:color="000000"/>
-              <w:left w:val="single" w:sz="4" w:space="0" w:color="000000"/>
-              <w:bottom w:val="single" w:sz="4" w:space="0" w:color="000000"/>
-              <w:right w:val="single" w:sz="4" w:space="0" w:color="000000"/>
-            </w:tcBorders>
-            <w:shd w:val="clear" w:color="auto" w:fill="auto"/>
+              <w:start w:val="single" w:sz="4" w:space="0" w:color="000000"/>
+              <w:bottom w:val="single" w:sz="4" w:space="0" w:color="000000"/>
+              <w:end w:val="single" w:sz="4" w:space="0" w:color="000000"/>
+            </w:tcBorders>
+            <w:shd w:color="auto" w:fill="auto" w:val="clear"/>
             <w:tcMar>
-              <w:left w:w="75" w:type="dxa"/>
+              <w:start w:w="75" w:type="dxa"/>
             </w:tcMar>
           </w:tcPr>
-          <w:p/>
-        </w:tc>
-        <w:tc>
-          <w:tcPr>
-            <w:tcW w:w="662" w:type="dxa"/>
-            <w:tcBorders>
-              <w:top w:val="single" w:sz="4" w:space="0" w:color="000000"/>
-              <w:left w:val="single" w:sz="4" w:space="0" w:color="000000"/>
-              <w:bottom w:val="single" w:sz="4" w:space="0" w:color="000000"/>
-              <w:right w:val="single" w:sz="4" w:space="0" w:color="000000"/>
-            </w:tcBorders>
-            <w:shd w:val="clear" w:color="auto" w:fill="auto"/>
+          <w:p>
+            <w:pPr>
+              <w:pStyle w:val="Normal"/>
+              <w:rPr/>
+            </w:pPr>
+            <w:r>
+              <w:rPr/>
+            </w:r>
+          </w:p>
+        </w:tc>
+        <w:tc>
+          <w:tcPr>
+            <w:tcW w:w="663" w:type="dxa"/>
+            <w:tcBorders>
+              <w:top w:val="single" w:sz="4" w:space="0" w:color="000000"/>
+              <w:start w:val="single" w:sz="4" w:space="0" w:color="000000"/>
+              <w:bottom w:val="single" w:sz="4" w:space="0" w:color="000000"/>
+              <w:end w:val="single" w:sz="4" w:space="0" w:color="000000"/>
+            </w:tcBorders>
+            <w:shd w:color="auto" w:fill="auto" w:val="clear"/>
             <w:tcMar>
-              <w:left w:w="75" w:type="dxa"/>
+              <w:start w:w="75" w:type="dxa"/>
             </w:tcMar>
           </w:tcPr>
-          <w:p/>
+          <w:p>
+            <w:pPr>
+              <w:pStyle w:val="Normal"/>
+              <w:rPr/>
+            </w:pPr>
+            <w:r>
+              <w:rPr/>
+            </w:r>
+          </w:p>
         </w:tc>
       </w:tr>
       <w:tr>
         <w:trPr>
-          <w:trHeight w:val="253"/>
+          <w:trHeight w:val="253" w:hRule="atLeast"/>
         </w:trPr>
         <w:tc>
           <w:tcPr>
             <w:tcW w:w="515" w:type="dxa"/>
-            <w:shd w:val="clear" w:color="auto" w:fill="auto"/>
-          </w:tcPr>
-          <w:p/>
+            <w:tcBorders/>
+            <w:shd w:color="auto" w:fill="auto" w:val="clear"/>
+          </w:tcPr>
+          <w:p>
+            <w:pPr>
+              <w:pStyle w:val="Normal"/>
+              <w:rPr/>
+            </w:pPr>
+            <w:r>
+              <w:rPr/>
+            </w:r>
+          </w:p>
         </w:tc>
         <w:tc>
           <w:tcPr>
             <w:tcW w:w="7133" w:type="dxa"/>
-            <w:shd w:val="clear" w:color="auto" w:fill="auto"/>
-          </w:tcPr>
-          <w:p/>
+            <w:tcBorders/>
+            <w:shd w:color="auto" w:fill="auto" w:val="clear"/>
+          </w:tcPr>
+          <w:p>
+            <w:pPr>
+              <w:pStyle w:val="Normal"/>
+              <w:rPr/>
+            </w:pPr>
+            <w:r>
+              <w:rPr/>
+            </w:r>
+          </w:p>
         </w:tc>
         <w:tc>
           <w:tcPr>
@@ -1159,12 +1259,12 @@
               <w:top w:val="single" w:sz="4" w:space="0" w:color="000000"/>
               <w:bottom w:val="single" w:sz="4" w:space="0" w:color="000000"/>
             </w:tcBorders>
-            <w:shd w:val="clear" w:color="auto" w:fill="auto"/>
-          </w:tcPr>
-          <w:p>
-            <w:pPr>
-              <w:pStyle w:val="Body"/>
-              <w:spacing w:line="360" w:lineRule="auto"/>
+            <w:shd w:color="auto" w:fill="auto" w:val="clear"/>
+          </w:tcPr>
+          <w:p>
+            <w:pPr>
+              <w:pStyle w:val="Body"/>
+              <w:spacing w:lineRule="auto" w:line="360"/>
               <w:rPr>
                 <w:b/>
                 <w:bCs/>
@@ -1183,17 +1283,17 @@
         </w:tc>
         <w:tc>
           <w:tcPr>
-            <w:tcW w:w="662" w:type="dxa"/>
-            <w:tcBorders>
-              <w:top w:val="single" w:sz="4" w:space="0" w:color="000000"/>
-              <w:bottom w:val="single" w:sz="4" w:space="0" w:color="000000"/>
-            </w:tcBorders>
-            <w:shd w:val="clear" w:color="auto" w:fill="auto"/>
-          </w:tcPr>
-          <w:p>
-            <w:pPr>
-              <w:pStyle w:val="Body"/>
-              <w:spacing w:line="360" w:lineRule="auto"/>
+            <w:tcW w:w="663" w:type="dxa"/>
+            <w:tcBorders>
+              <w:top w:val="single" w:sz="4" w:space="0" w:color="000000"/>
+              <w:bottom w:val="single" w:sz="4" w:space="0" w:color="000000"/>
+            </w:tcBorders>
+            <w:shd w:color="auto" w:fill="auto" w:val="clear"/>
+          </w:tcPr>
+          <w:p>
+            <w:pPr>
+              <w:pStyle w:val="Body"/>
+              <w:spacing w:lineRule="auto" w:line="360"/>
               <w:rPr>
                 <w:b/>
                 <w:bCs/>
@@ -1213,17 +1313,18 @@
       </w:tr>
       <w:tr>
         <w:trPr>
-          <w:trHeight w:val="493"/>
+          <w:trHeight w:val="493" w:hRule="atLeast"/>
         </w:trPr>
         <w:tc>
           <w:tcPr>
             <w:tcW w:w="515" w:type="dxa"/>
-            <w:shd w:val="clear" w:color="auto" w:fill="auto"/>
-          </w:tcPr>
-          <w:p>
-            <w:pPr>
-              <w:pStyle w:val="Body"/>
-              <w:spacing w:line="360" w:lineRule="auto"/>
+            <w:tcBorders/>
+            <w:shd w:color="auto" w:fill="auto" w:val="clear"/>
+          </w:tcPr>
+          <w:p>
+            <w:pPr>
+              <w:pStyle w:val="Body"/>
+              <w:spacing w:lineRule="auto" w:line="360"/>
               <w:rPr>
                 <w:b/>
                 <w:bCs/>
@@ -1244,42 +1345,40 @@
           <w:tcPr>
             <w:tcW w:w="7133" w:type="dxa"/>
             <w:tcBorders>
-              <w:right w:val="single" w:sz="4" w:space="0" w:color="000000"/>
-            </w:tcBorders>
-            <w:shd w:val="clear" w:color="auto" w:fill="auto"/>
-          </w:tcPr>
-          <w:p>
-            <w:pPr>
-              <w:pStyle w:val="Body"/>
-              <w:rPr>
-                <w:lang w:val="en-US"/>
-              </w:rPr>
-            </w:pPr>
-            <w:r>
-              <w:rPr>
-                <w:lang w:val="en-US"/>
-              </w:rPr>
-              <w:t xml:space="preserve">I understand that my </w:t>
-            </w:r>
-            <w:proofErr w:type="spellStart"/>
-            <w:r>
-              <w:rPr>
-                <w:lang w:val="en-US"/>
-              </w:rPr>
-              <w:t>anonymised</w:t>
-            </w:r>
-            <w:proofErr w:type="spellEnd"/>
-            <w:r>
-              <w:rPr>
-                <w:lang w:val="en-US"/>
-              </w:rPr>
-              <w:t xml:space="preserve"> data can be stored for the remainder of the </w:t>
-            </w:r>
-            <w:r>
-              <w:rPr>
-                <w:lang w:val="en-US"/>
-              </w:rPr>
-              <w:t>2024-25</w:t>
+              <w:end w:val="single" w:sz="4" w:space="0" w:color="000000"/>
+            </w:tcBorders>
+            <w:shd w:color="auto" w:fill="auto" w:val="clear"/>
+          </w:tcPr>
+          <w:p>
+            <w:pPr>
+              <w:pStyle w:val="Body"/>
+              <w:rPr>
+                <w:lang w:val="en-US"/>
+              </w:rPr>
+            </w:pPr>
+            <w:r>
+              <w:rPr>
+                <w:lang w:val="en-US"/>
+              </w:rPr>
+              <w:t>I understand that my anonymised data can be stored for the remainder of the 202</w:t>
+            </w:r>
+            <w:r>
+              <w:rPr>
+                <w:lang w:val="en-US"/>
+              </w:rPr>
+              <w:t>5</w:t>
+            </w:r>
+            <w:r>
+              <w:rPr>
+                <w:lang w:val="en-US"/>
+              </w:rPr>
+              <w:t>-2</w:t>
+            </w:r>
+            <w:r>
+              <w:rPr>
+                <w:lang w:val="en-US"/>
+              </w:rPr>
+              <w:t>6</w:t>
             </w:r>
             <w:r>
               <w:rPr>
@@ -1294,51 +1393,85 @@
             <w:tcW w:w="709" w:type="dxa"/>
             <w:tcBorders>
               <w:top w:val="single" w:sz="4" w:space="0" w:color="000000"/>
-              <w:left w:val="single" w:sz="4" w:space="0" w:color="000000"/>
-              <w:bottom w:val="single" w:sz="4" w:space="0" w:color="000000"/>
-              <w:right w:val="single" w:sz="4" w:space="0" w:color="000000"/>
-            </w:tcBorders>
-            <w:shd w:val="clear" w:color="auto" w:fill="auto"/>
+              <w:start w:val="single" w:sz="4" w:space="0" w:color="000000"/>
+              <w:bottom w:val="single" w:sz="4" w:space="0" w:color="000000"/>
+              <w:end w:val="single" w:sz="4" w:space="0" w:color="000000"/>
+            </w:tcBorders>
+            <w:shd w:color="auto" w:fill="auto" w:val="clear"/>
             <w:tcMar>
-              <w:left w:w="75" w:type="dxa"/>
+              <w:start w:w="75" w:type="dxa"/>
             </w:tcMar>
           </w:tcPr>
-          <w:p/>
-        </w:tc>
-        <w:tc>
-          <w:tcPr>
-            <w:tcW w:w="662" w:type="dxa"/>
-            <w:tcBorders>
-              <w:top w:val="single" w:sz="4" w:space="0" w:color="000000"/>
-              <w:left w:val="single" w:sz="4" w:space="0" w:color="000000"/>
-              <w:bottom w:val="single" w:sz="4" w:space="0" w:color="000000"/>
-              <w:right w:val="single" w:sz="4" w:space="0" w:color="000000"/>
-            </w:tcBorders>
-            <w:shd w:val="clear" w:color="auto" w:fill="auto"/>
+          <w:p>
+            <w:pPr>
+              <w:pStyle w:val="Normal"/>
+              <w:rPr/>
+            </w:pPr>
+            <w:r>
+              <w:rPr/>
+            </w:r>
+          </w:p>
+        </w:tc>
+        <w:tc>
+          <w:tcPr>
+            <w:tcW w:w="663" w:type="dxa"/>
+            <w:tcBorders>
+              <w:top w:val="single" w:sz="4" w:space="0" w:color="000000"/>
+              <w:start w:val="single" w:sz="4" w:space="0" w:color="000000"/>
+              <w:bottom w:val="single" w:sz="4" w:space="0" w:color="000000"/>
+              <w:end w:val="single" w:sz="4" w:space="0" w:color="000000"/>
+            </w:tcBorders>
+            <w:shd w:color="auto" w:fill="auto" w:val="clear"/>
             <w:tcMar>
-              <w:left w:w="75" w:type="dxa"/>
+              <w:start w:w="75" w:type="dxa"/>
             </w:tcMar>
           </w:tcPr>
-          <w:p/>
+          <w:p>
+            <w:pPr>
+              <w:pStyle w:val="Normal"/>
+              <w:rPr/>
+            </w:pPr>
+            <w:r>
+              <w:rPr/>
+            </w:r>
+          </w:p>
         </w:tc>
       </w:tr>
       <w:tr>
         <w:trPr>
-          <w:trHeight w:val="253"/>
+          <w:trHeight w:val="253" w:hRule="atLeast"/>
         </w:trPr>
         <w:tc>
           <w:tcPr>
             <w:tcW w:w="515" w:type="dxa"/>
-            <w:shd w:val="clear" w:color="auto" w:fill="auto"/>
-          </w:tcPr>
-          <w:p/>
+            <w:tcBorders/>
+            <w:shd w:color="auto" w:fill="auto" w:val="clear"/>
+          </w:tcPr>
+          <w:p>
+            <w:pPr>
+              <w:pStyle w:val="Normal"/>
+              <w:rPr/>
+            </w:pPr>
+            <w:r>
+              <w:rPr/>
+            </w:r>
+          </w:p>
         </w:tc>
         <w:tc>
           <w:tcPr>
             <w:tcW w:w="7133" w:type="dxa"/>
-            <w:shd w:val="clear" w:color="auto" w:fill="auto"/>
-          </w:tcPr>
-          <w:p/>
+            <w:tcBorders/>
+            <w:shd w:color="auto" w:fill="auto" w:val="clear"/>
+          </w:tcPr>
+          <w:p>
+            <w:pPr>
+              <w:pStyle w:val="Normal"/>
+              <w:rPr/>
+            </w:pPr>
+            <w:r>
+              <w:rPr/>
+            </w:r>
+          </w:p>
         </w:tc>
         <w:tc>
           <w:tcPr>
@@ -1347,12 +1480,12 @@
               <w:top w:val="single" w:sz="4" w:space="0" w:color="000000"/>
               <w:bottom w:val="single" w:sz="4" w:space="0" w:color="000000"/>
             </w:tcBorders>
-            <w:shd w:val="clear" w:color="auto" w:fill="auto"/>
-          </w:tcPr>
-          <w:p>
-            <w:pPr>
-              <w:pStyle w:val="Body"/>
-              <w:spacing w:line="360" w:lineRule="auto"/>
+            <w:shd w:color="auto" w:fill="auto" w:val="clear"/>
+          </w:tcPr>
+          <w:p>
+            <w:pPr>
+              <w:pStyle w:val="Body"/>
+              <w:spacing w:lineRule="auto" w:line="360"/>
               <w:rPr>
                 <w:b/>
                 <w:bCs/>
@@ -1371,17 +1504,17 @@
         </w:tc>
         <w:tc>
           <w:tcPr>
-            <w:tcW w:w="662" w:type="dxa"/>
-            <w:tcBorders>
-              <w:top w:val="single" w:sz="4" w:space="0" w:color="000000"/>
-              <w:bottom w:val="single" w:sz="4" w:space="0" w:color="000000"/>
-            </w:tcBorders>
-            <w:shd w:val="clear" w:color="auto" w:fill="auto"/>
-          </w:tcPr>
-          <w:p>
-            <w:pPr>
-              <w:pStyle w:val="Body"/>
-              <w:spacing w:line="360" w:lineRule="auto"/>
+            <w:tcW w:w="663" w:type="dxa"/>
+            <w:tcBorders>
+              <w:top w:val="single" w:sz="4" w:space="0" w:color="000000"/>
+              <w:bottom w:val="single" w:sz="4" w:space="0" w:color="000000"/>
+            </w:tcBorders>
+            <w:shd w:color="auto" w:fill="auto" w:val="clear"/>
+          </w:tcPr>
+          <w:p>
+            <w:pPr>
+              <w:pStyle w:val="Body"/>
+              <w:spacing w:lineRule="auto" w:line="360"/>
               <w:rPr>
                 <w:b/>
                 <w:bCs/>
@@ -1401,17 +1534,18 @@
       </w:tr>
       <w:tr>
         <w:trPr>
-          <w:trHeight w:val="733"/>
+          <w:trHeight w:val="733" w:hRule="atLeast"/>
         </w:trPr>
         <w:tc>
           <w:tcPr>
             <w:tcW w:w="515" w:type="dxa"/>
-            <w:shd w:val="clear" w:color="auto" w:fill="auto"/>
-          </w:tcPr>
-          <w:p>
-            <w:pPr>
-              <w:pStyle w:val="Body"/>
-              <w:spacing w:line="360" w:lineRule="auto"/>
+            <w:tcBorders/>
+            <w:shd w:color="auto" w:fill="auto" w:val="clear"/>
+          </w:tcPr>
+          <w:p>
+            <w:pPr>
+              <w:pStyle w:val="Body"/>
+              <w:spacing w:lineRule="auto" w:line="360"/>
               <w:rPr>
                 <w:b/>
                 <w:bCs/>
@@ -1432,9 +1566,9 @@
           <w:tcPr>
             <w:tcW w:w="7133" w:type="dxa"/>
             <w:tcBorders>
-              <w:right w:val="single" w:sz="4" w:space="0" w:color="000000"/>
-            </w:tcBorders>
-            <w:shd w:val="clear" w:color="auto" w:fill="auto"/>
+              <w:end w:val="single" w:sz="4" w:space="0" w:color="000000"/>
+            </w:tcBorders>
+            <w:shd w:color="auto" w:fill="auto" w:val="clear"/>
           </w:tcPr>
           <w:p>
             <w:pPr>
@@ -1453,7 +1587,11 @@
           <w:p>
             <w:pPr>
               <w:pStyle w:val="Body"/>
-            </w:pPr>
+              <w:rPr/>
+            </w:pPr>
+            <w:r>
+              <w:rPr/>
+            </w:r>
           </w:p>
         </w:tc>
         <w:tc>
@@ -1461,44 +1599,66 @@
             <w:tcW w:w="709" w:type="dxa"/>
             <w:tcBorders>
               <w:top w:val="single" w:sz="4" w:space="0" w:color="000000"/>
-              <w:left w:val="single" w:sz="4" w:space="0" w:color="000000"/>
-              <w:bottom w:val="single" w:sz="4" w:space="0" w:color="000000"/>
-              <w:right w:val="single" w:sz="4" w:space="0" w:color="000000"/>
-            </w:tcBorders>
-            <w:shd w:val="clear" w:color="auto" w:fill="auto"/>
+              <w:start w:val="single" w:sz="4" w:space="0" w:color="000000"/>
+              <w:bottom w:val="single" w:sz="4" w:space="0" w:color="000000"/>
+              <w:end w:val="single" w:sz="4" w:space="0" w:color="000000"/>
+            </w:tcBorders>
+            <w:shd w:color="auto" w:fill="auto" w:val="clear"/>
             <w:tcMar>
-              <w:left w:w="75" w:type="dxa"/>
+              <w:start w:w="75" w:type="dxa"/>
             </w:tcMar>
           </w:tcPr>
-          <w:p/>
-        </w:tc>
-        <w:tc>
-          <w:tcPr>
-            <w:tcW w:w="662" w:type="dxa"/>
-            <w:tcBorders>
-              <w:top w:val="single" w:sz="4" w:space="0" w:color="000000"/>
-              <w:left w:val="single" w:sz="4" w:space="0" w:color="000000"/>
-              <w:bottom w:val="single" w:sz="4" w:space="0" w:color="000000"/>
-              <w:right w:val="single" w:sz="4" w:space="0" w:color="000000"/>
-            </w:tcBorders>
-            <w:shd w:val="clear" w:color="auto" w:fill="auto"/>
+          <w:p>
+            <w:pPr>
+              <w:pStyle w:val="Normal"/>
+              <w:rPr/>
+            </w:pPr>
+            <w:r>
+              <w:rPr/>
+            </w:r>
+          </w:p>
+        </w:tc>
+        <w:tc>
+          <w:tcPr>
+            <w:tcW w:w="663" w:type="dxa"/>
+            <w:tcBorders>
+              <w:top w:val="single" w:sz="4" w:space="0" w:color="000000"/>
+              <w:start w:val="single" w:sz="4" w:space="0" w:color="000000"/>
+              <w:bottom w:val="single" w:sz="4" w:space="0" w:color="000000"/>
+              <w:end w:val="single" w:sz="4" w:space="0" w:color="000000"/>
+            </w:tcBorders>
+            <w:shd w:color="auto" w:fill="auto" w:val="clear"/>
             <w:tcMar>
-              <w:left w:w="75" w:type="dxa"/>
+              <w:start w:w="75" w:type="dxa"/>
             </w:tcMar>
           </w:tcPr>
-          <w:p/>
+          <w:p>
+            <w:pPr>
+              <w:pStyle w:val="Normal"/>
+              <w:rPr/>
+            </w:pPr>
+            <w:r>
+              <w:rPr/>
+            </w:r>
+          </w:p>
         </w:tc>
       </w:tr>
     </w:tbl>
     <w:p>
       <w:pPr>
         <w:pStyle w:val="Body"/>
-        <w:widowControl w:val="0"/>
+        <w:widowControl w:val="false"/>
         <w:rPr>
           <w:b/>
           <w:bCs/>
         </w:rPr>
       </w:pPr>
+      <w:r>
+        <w:rPr>
+          <w:b/>
+          <w:bCs/>
+        </w:rPr>
+      </w:r>
     </w:p>
     <w:p>
       <w:pPr>
@@ -1508,18 +1668,26 @@
           <w:bCs/>
         </w:rPr>
       </w:pPr>
+      <w:r>
+        <w:rPr>
+          <w:b/>
+          <w:bCs/>
+        </w:rPr>
+      </w:r>
     </w:p>
     <w:tbl>
       <w:tblPr>
         <w:tblW w:w="9016" w:type="dxa"/>
+        <w:jc w:val="start"/>
         <w:tblInd w:w="188" w:type="dxa"/>
+        <w:tblLayout w:type="fixed"/>
         <w:tblCellMar>
           <w:top w:w="80" w:type="dxa"/>
-          <w:left w:w="80" w:type="dxa"/>
+          <w:start w:w="80" w:type="dxa"/>
           <w:bottom w:w="80" w:type="dxa"/>
-          <w:right w:w="80" w:type="dxa"/>
+          <w:end w:w="80" w:type="dxa"/>
         </w:tblCellMar>
-        <w:tblLook w:val="04A0" w:firstRow="1" w:lastRow="0" w:firstColumn="1" w:lastColumn="0" w:noHBand="0" w:noVBand="1"/>
+        <w:tblLook w:val="04a0" w:noHBand="0" w:noVBand="1" w:firstColumn="1" w:lastRow="0" w:lastColumn="0" w:firstRow="1"/>
       </w:tblPr>
       <w:tblGrid>
         <w:gridCol w:w="3362"/>
@@ -1530,12 +1698,13 @@
       </w:tblGrid>
       <w:tr>
         <w:trPr>
-          <w:trHeight w:val="253"/>
+          <w:trHeight w:val="253" w:hRule="atLeast"/>
         </w:trPr>
         <w:tc>
           <w:tcPr>
             <w:tcW w:w="3362" w:type="dxa"/>
-            <w:shd w:val="clear" w:color="auto" w:fill="auto"/>
+            <w:tcBorders/>
+            <w:shd w:color="auto" w:fill="auto" w:val="clear"/>
           </w:tcPr>
           <w:p>
             <w:pPr>
@@ -1555,14 +1724,24 @@
         <w:tc>
           <w:tcPr>
             <w:tcW w:w="244" w:type="dxa"/>
-            <w:shd w:val="clear" w:color="auto" w:fill="auto"/>
-          </w:tcPr>
-          <w:p/>
+            <w:tcBorders/>
+            <w:shd w:color="auto" w:fill="auto" w:val="clear"/>
+          </w:tcPr>
+          <w:p>
+            <w:pPr>
+              <w:pStyle w:val="Normal"/>
+              <w:rPr/>
+            </w:pPr>
+            <w:r>
+              <w:rPr/>
+            </w:r>
+          </w:p>
         </w:tc>
         <w:tc>
           <w:tcPr>
             <w:tcW w:w="1803" w:type="dxa"/>
-            <w:shd w:val="clear" w:color="auto" w:fill="auto"/>
+            <w:tcBorders/>
+            <w:shd w:color="auto" w:fill="auto" w:val="clear"/>
           </w:tcPr>
           <w:p>
             <w:pPr>
@@ -1582,14 +1761,24 @@
         <w:tc>
           <w:tcPr>
             <w:tcW w:w="253" w:type="dxa"/>
-            <w:shd w:val="clear" w:color="auto" w:fill="auto"/>
-          </w:tcPr>
-          <w:p/>
+            <w:tcBorders/>
+            <w:shd w:color="auto" w:fill="auto" w:val="clear"/>
+          </w:tcPr>
+          <w:p>
+            <w:pPr>
+              <w:pStyle w:val="Normal"/>
+              <w:rPr/>
+            </w:pPr>
+            <w:r>
+              <w:rPr/>
+            </w:r>
+          </w:p>
         </w:tc>
         <w:tc>
           <w:tcPr>
             <w:tcW w:w="3354" w:type="dxa"/>
-            <w:shd w:val="clear" w:color="auto" w:fill="auto"/>
+            <w:tcBorders/>
+            <w:shd w:color="auto" w:fill="auto" w:val="clear"/>
           </w:tcPr>
           <w:p>
             <w:pPr>
@@ -1609,7 +1798,7 @@
       </w:tr>
       <w:tr>
         <w:trPr>
-          <w:trHeight w:val="493"/>
+          <w:trHeight w:val="493" w:hRule="atLeast"/>
         </w:trPr>
         <w:tc>
           <w:tcPr>
@@ -1617,20 +1806,33 @@
             <w:tcBorders>
               <w:bottom w:val="single" w:sz="4" w:space="0" w:color="000000"/>
             </w:tcBorders>
-            <w:shd w:val="clear" w:color="auto" w:fill="auto"/>
-          </w:tcPr>
-          <w:p>
-            <w:pPr>
-              <w:pStyle w:val="Body"/>
-            </w:pPr>
+            <w:shd w:color="auto" w:fill="auto" w:val="clear"/>
+          </w:tcPr>
+          <w:p>
+            <w:pPr>
+              <w:pStyle w:val="Body"/>
+              <w:rPr/>
+            </w:pPr>
+            <w:r>
+              <w:rPr/>
+            </w:r>
           </w:p>
         </w:tc>
         <w:tc>
           <w:tcPr>
             <w:tcW w:w="244" w:type="dxa"/>
-            <w:shd w:val="clear" w:color="auto" w:fill="auto"/>
-          </w:tcPr>
-          <w:p/>
+            <w:tcBorders/>
+            <w:shd w:color="auto" w:fill="auto" w:val="clear"/>
+          </w:tcPr>
+          <w:p>
+            <w:pPr>
+              <w:pStyle w:val="Normal"/>
+              <w:rPr/>
+            </w:pPr>
+            <w:r>
+              <w:rPr/>
+            </w:r>
+          </w:p>
         </w:tc>
         <w:tc>
           <w:tcPr>
@@ -1638,7 +1840,7 @@
             <w:tcBorders>
               <w:bottom w:val="single" w:sz="4" w:space="0" w:color="000000"/>
             </w:tcBorders>
-            <w:shd w:val="clear" w:color="auto" w:fill="auto"/>
+            <w:shd w:color="auto" w:fill="auto" w:val="clear"/>
           </w:tcPr>
           <w:p>
             <w:pPr>
@@ -1653,25 +1855,25 @@
                 <w:color w:val="A6A6A6"/>
                 <w:lang w:val="en-US"/>
               </w:rPr>
-              <w:t>dd/mm/</w:t>
-            </w:r>
-            <w:proofErr w:type="spellStart"/>
-            <w:r>
-              <w:rPr>
-                <w:color w:val="A6A6A6"/>
-                <w:lang w:val="en-US"/>
-              </w:rPr>
-              <w:t>yy</w:t>
-            </w:r>
-            <w:proofErr w:type="spellEnd"/>
+              <w:t>dd/mm/yy</w:t>
+            </w:r>
           </w:p>
         </w:tc>
         <w:tc>
           <w:tcPr>
             <w:tcW w:w="253" w:type="dxa"/>
-            <w:shd w:val="clear" w:color="auto" w:fill="auto"/>
-          </w:tcPr>
-          <w:p/>
+            <w:tcBorders/>
+            <w:shd w:color="auto" w:fill="auto" w:val="clear"/>
+          </w:tcPr>
+          <w:p>
+            <w:pPr>
+              <w:pStyle w:val="Normal"/>
+              <w:rPr/>
+            </w:pPr>
+            <w:r>
+              <w:rPr/>
+            </w:r>
+          </w:p>
         </w:tc>
         <w:tc>
           <w:tcPr>
@@ -1679,14 +1881,22 @@
             <w:tcBorders>
               <w:bottom w:val="single" w:sz="4" w:space="0" w:color="000000"/>
             </w:tcBorders>
-            <w:shd w:val="clear" w:color="auto" w:fill="auto"/>
-          </w:tcPr>
-          <w:p/>
+            <w:shd w:color="auto" w:fill="auto" w:val="clear"/>
+          </w:tcPr>
+          <w:p>
+            <w:pPr>
+              <w:pStyle w:val="Normal"/>
+              <w:rPr/>
+            </w:pPr>
+            <w:r>
+              <w:rPr/>
+            </w:r>
+          </w:p>
         </w:tc>
       </w:tr>
       <w:tr>
         <w:trPr>
-          <w:trHeight w:val="253"/>
+          <w:trHeight w:val="253" w:hRule="atLeast"/>
         </w:trPr>
         <w:tc>
           <w:tcPr>
@@ -1694,16 +1904,33 @@
             <w:tcBorders>
               <w:top w:val="single" w:sz="4" w:space="0" w:color="000000"/>
             </w:tcBorders>
-            <w:shd w:val="clear" w:color="auto" w:fill="auto"/>
-          </w:tcPr>
-          <w:p/>
+            <w:shd w:color="auto" w:fill="auto" w:val="clear"/>
+          </w:tcPr>
+          <w:p>
+            <w:pPr>
+              <w:pStyle w:val="Normal"/>
+              <w:rPr/>
+            </w:pPr>
+            <w:r>
+              <w:rPr/>
+            </w:r>
+          </w:p>
         </w:tc>
         <w:tc>
           <w:tcPr>
             <w:tcW w:w="244" w:type="dxa"/>
-            <w:shd w:val="clear" w:color="auto" w:fill="auto"/>
-          </w:tcPr>
-          <w:p/>
+            <w:tcBorders/>
+            <w:shd w:color="auto" w:fill="auto" w:val="clear"/>
+          </w:tcPr>
+          <w:p>
+            <w:pPr>
+              <w:pStyle w:val="Normal"/>
+              <w:rPr/>
+            </w:pPr>
+            <w:r>
+              <w:rPr/>
+            </w:r>
+          </w:p>
         </w:tc>
         <w:tc>
           <w:tcPr>
@@ -1711,16 +1938,33 @@
             <w:tcBorders>
               <w:top w:val="single" w:sz="4" w:space="0" w:color="000000"/>
             </w:tcBorders>
-            <w:shd w:val="clear" w:color="auto" w:fill="auto"/>
-          </w:tcPr>
-          <w:p/>
+            <w:shd w:color="auto" w:fill="auto" w:val="clear"/>
+          </w:tcPr>
+          <w:p>
+            <w:pPr>
+              <w:pStyle w:val="Normal"/>
+              <w:rPr/>
+            </w:pPr>
+            <w:r>
+              <w:rPr/>
+            </w:r>
+          </w:p>
         </w:tc>
         <w:tc>
           <w:tcPr>
             <w:tcW w:w="253" w:type="dxa"/>
-            <w:shd w:val="clear" w:color="auto" w:fill="auto"/>
-          </w:tcPr>
-          <w:p/>
+            <w:tcBorders/>
+            <w:shd w:color="auto" w:fill="auto" w:val="clear"/>
+          </w:tcPr>
+          <w:p>
+            <w:pPr>
+              <w:pStyle w:val="Normal"/>
+              <w:rPr/>
+            </w:pPr>
+            <w:r>
+              <w:rPr/>
+            </w:r>
+          </w:p>
         </w:tc>
         <w:tc>
           <w:tcPr>
@@ -1728,19 +1972,28 @@
             <w:tcBorders>
               <w:top w:val="single" w:sz="4" w:space="0" w:color="000000"/>
             </w:tcBorders>
-            <w:shd w:val="clear" w:color="auto" w:fill="auto"/>
-          </w:tcPr>
-          <w:p/>
+            <w:shd w:color="auto" w:fill="auto" w:val="clear"/>
+          </w:tcPr>
+          <w:p>
+            <w:pPr>
+              <w:pStyle w:val="Normal"/>
+              <w:rPr/>
+            </w:pPr>
+            <w:r>
+              <w:rPr/>
+            </w:r>
+          </w:p>
         </w:tc>
       </w:tr>
       <w:tr>
         <w:trPr>
-          <w:trHeight w:val="253"/>
+          <w:trHeight w:val="253" w:hRule="atLeast"/>
         </w:trPr>
         <w:tc>
           <w:tcPr>
             <w:tcW w:w="3362" w:type="dxa"/>
-            <w:shd w:val="clear" w:color="auto" w:fill="auto"/>
+            <w:tcBorders/>
+            <w:shd w:color="auto" w:fill="auto" w:val="clear"/>
           </w:tcPr>
           <w:p>
             <w:pPr>
@@ -1760,14 +2013,24 @@
         <w:tc>
           <w:tcPr>
             <w:tcW w:w="244" w:type="dxa"/>
-            <w:shd w:val="clear" w:color="auto" w:fill="auto"/>
-          </w:tcPr>
-          <w:p/>
+            <w:tcBorders/>
+            <w:shd w:color="auto" w:fill="auto" w:val="clear"/>
+          </w:tcPr>
+          <w:p>
+            <w:pPr>
+              <w:pStyle w:val="Normal"/>
+              <w:rPr/>
+            </w:pPr>
+            <w:r>
+              <w:rPr/>
+            </w:r>
+          </w:p>
         </w:tc>
         <w:tc>
           <w:tcPr>
             <w:tcW w:w="1803" w:type="dxa"/>
-            <w:shd w:val="clear" w:color="auto" w:fill="auto"/>
+            <w:tcBorders/>
+            <w:shd w:color="auto" w:fill="auto" w:val="clear"/>
           </w:tcPr>
           <w:p>
             <w:pPr>
@@ -1787,14 +2050,24 @@
         <w:tc>
           <w:tcPr>
             <w:tcW w:w="253" w:type="dxa"/>
-            <w:shd w:val="clear" w:color="auto" w:fill="auto"/>
-          </w:tcPr>
-          <w:p/>
+            <w:tcBorders/>
+            <w:shd w:color="auto" w:fill="auto" w:val="clear"/>
+          </w:tcPr>
+          <w:p>
+            <w:pPr>
+              <w:pStyle w:val="Normal"/>
+              <w:rPr/>
+            </w:pPr>
+            <w:r>
+              <w:rPr/>
+            </w:r>
+          </w:p>
         </w:tc>
         <w:tc>
           <w:tcPr>
             <w:tcW w:w="3354" w:type="dxa"/>
-            <w:shd w:val="clear" w:color="auto" w:fill="auto"/>
+            <w:tcBorders/>
+            <w:shd w:color="auto" w:fill="auto" w:val="clear"/>
           </w:tcPr>
           <w:p>
             <w:pPr>
@@ -1814,7 +2087,7 @@
       </w:tr>
       <w:tr>
         <w:trPr>
-          <w:trHeight w:val="493"/>
+          <w:trHeight w:val="493" w:hRule="atLeast"/>
         </w:trPr>
         <w:tc>
           <w:tcPr>
@@ -1822,20 +2095,33 @@
             <w:tcBorders>
               <w:bottom w:val="single" w:sz="4" w:space="0" w:color="000000"/>
             </w:tcBorders>
-            <w:shd w:val="clear" w:color="auto" w:fill="auto"/>
-          </w:tcPr>
-          <w:p>
-            <w:pPr>
-              <w:pStyle w:val="Body"/>
-            </w:pPr>
+            <w:shd w:color="auto" w:fill="auto" w:val="clear"/>
+          </w:tcPr>
+          <w:p>
+            <w:pPr>
+              <w:pStyle w:val="Body"/>
+              <w:rPr/>
+            </w:pPr>
+            <w:r>
+              <w:rPr/>
+            </w:r>
           </w:p>
         </w:tc>
         <w:tc>
           <w:tcPr>
             <w:tcW w:w="244" w:type="dxa"/>
-            <w:shd w:val="clear" w:color="auto" w:fill="auto"/>
-          </w:tcPr>
-          <w:p/>
+            <w:tcBorders/>
+            <w:shd w:color="auto" w:fill="auto" w:val="clear"/>
+          </w:tcPr>
+          <w:p>
+            <w:pPr>
+              <w:pStyle w:val="Normal"/>
+              <w:rPr/>
+            </w:pPr>
+            <w:r>
+              <w:rPr/>
+            </w:r>
+          </w:p>
         </w:tc>
         <w:tc>
           <w:tcPr>
@@ -1843,7 +2129,7 @@
             <w:tcBorders>
               <w:bottom w:val="single" w:sz="4" w:space="0" w:color="000000"/>
             </w:tcBorders>
-            <w:shd w:val="clear" w:color="auto" w:fill="auto"/>
+            <w:shd w:color="auto" w:fill="auto" w:val="clear"/>
           </w:tcPr>
           <w:p>
             <w:pPr>
@@ -1858,25 +2144,25 @@
                 <w:color w:val="A6A6A6"/>
                 <w:lang w:val="en-US"/>
               </w:rPr>
-              <w:t>dd/mm/</w:t>
-            </w:r>
-            <w:proofErr w:type="spellStart"/>
-            <w:r>
-              <w:rPr>
-                <w:color w:val="A6A6A6"/>
-                <w:lang w:val="en-US"/>
-              </w:rPr>
-              <w:t>yy</w:t>
-            </w:r>
-            <w:proofErr w:type="spellEnd"/>
+              <w:t>dd/mm/yy</w:t>
+            </w:r>
           </w:p>
         </w:tc>
         <w:tc>
           <w:tcPr>
             <w:tcW w:w="253" w:type="dxa"/>
-            <w:shd w:val="clear" w:color="auto" w:fill="auto"/>
-          </w:tcPr>
-          <w:p/>
+            <w:tcBorders/>
+            <w:shd w:color="auto" w:fill="auto" w:val="clear"/>
+          </w:tcPr>
+          <w:p>
+            <w:pPr>
+              <w:pStyle w:val="Normal"/>
+              <w:rPr/>
+            </w:pPr>
+            <w:r>
+              <w:rPr/>
+            </w:r>
+          </w:p>
         </w:tc>
         <w:tc>
           <w:tcPr>
@@ -1884,66 +2170,80 @@
             <w:tcBorders>
               <w:bottom w:val="single" w:sz="4" w:space="0" w:color="000000"/>
             </w:tcBorders>
-            <w:shd w:val="clear" w:color="auto" w:fill="auto"/>
-          </w:tcPr>
-          <w:p/>
+            <w:shd w:color="auto" w:fill="auto" w:val="clear"/>
+          </w:tcPr>
+          <w:p>
+            <w:pPr>
+              <w:pStyle w:val="Normal"/>
+              <w:rPr/>
+            </w:pPr>
+            <w:r>
+              <w:rPr/>
+            </w:r>
+          </w:p>
         </w:tc>
       </w:tr>
     </w:tbl>
     <w:p>
       <w:pPr>
         <w:pStyle w:val="Body"/>
-        <w:widowControl w:val="0"/>
+        <w:widowControl w:val="false"/>
+        <w:rPr/>
       </w:pPr>
+      <w:r>
+        <w:rPr/>
+      </w:r>
     </w:p>
     <w:sectPr>
-      <w:headerReference w:type="default" r:id="rId7"/>
-      <w:footerReference w:type="default" r:id="rId8"/>
+      <w:headerReference w:type="even" r:id="rId3"/>
+      <w:headerReference w:type="default" r:id="rId4"/>
+      <w:headerReference w:type="first" r:id="rId5"/>
+      <w:footerReference w:type="even" r:id="rId6"/>
+      <w:footerReference w:type="default" r:id="rId7"/>
+      <w:footerReference w:type="first" r:id="rId8"/>
+      <w:type w:val="nextPage"/>
       <w:pgSz w:w="11906" w:h="16838"/>
-      <w:pgMar w:top="1440" w:right="1440" w:bottom="1440" w:left="1440" w:header="708" w:footer="708" w:gutter="0"/>
-      <w:cols w:space="720"/>
-      <w:formProt w:val="0"/>
-      <w:docGrid w:linePitch="100"/>
+      <w:pgMar w:left="1440" w:right="1440" w:gutter="0" w:header="708" w:top="1440" w:footer="708" w:bottom="1440"/>
+      <w:pgNumType w:fmt="decimal"/>
+      <w:formProt w:val="false"/>
+      <w:textDirection w:val="lrTb"/>
+      <w:docGrid w:type="default" w:linePitch="100" w:charSpace="0"/>
     </w:sectPr>
   </w:body>
 </w:document>
 </file>
 
-<file path=word/endnotes.xml><?xml version="1.0" encoding="utf-8"?>
-<w:endnotes xmlns:wpc="http://schemas.microsoft.com/office/word/2010/wordprocessingCanvas" xmlns:cx="http://schemas.microsoft.com/office/drawing/2014/chartex" xmlns:cx1="http://schemas.microsoft.com/office/drawing/2015/9/8/chartex" xmlns:cx2="http://schemas.microsoft.com/office/drawing/2015/10/21/chartex" xmlns:cx3="http://schemas.microsoft.com/office/drawing/2016/5/9/chartex" xmlns:cx4="http://schemas.microsoft.com/office/drawing/2016/5/10/chartex" xmlns:cx5="http://schemas.microsoft.com/office/drawing/2016/5/11/chartex" xmlns:cx6="http://schemas.microsoft.com/office/drawing/2016/5/12/chartex" xmlns:cx7="http://schemas.microsoft.com/office/drawing/2016/5/13/chartex" xmlns:cx8="http://schemas.microsoft.com/office/drawing/2016/5/14/chartex" xmlns:mc="http://schemas.openxmlformats.org/markup-compatibility/2006" xmlns:aink="http://schemas.microsoft.com/office/drawing/2016/ink" xmlns:am3d="http://schemas.microsoft.com/office/drawing/2017/model3d" xmlns:o="urn:schemas-microsoft-com:office:office" xmlns:r="http://schemas.openxmlformats.org/officeDocument/2006/relationships" xmlns:m="http://schemas.openxmlformats.org/officeDocument/2006/math" xmlns:v="urn:schemas-microsoft-com:vml" xmlns:wp14="http://schemas.microsoft.com/office/word/2010/wordprocessingDrawing" xmlns:wp="http://schemas.openxmlformats.org/drawingml/2006/wordprocessingDrawing" xmlns:w10="urn:schemas-microsoft-com:office:word" xmlns:w="http://schemas.openxmlformats.org/wordprocessingml/2006/main" xmlns:w14="http://schemas.microsoft.com/office/word/2010/wordml" xmlns:w15="http://schemas.microsoft.com/office/word/2012/wordml" xmlns:w16cex="http://schemas.microsoft.com/office/word/2018/wordml/cex" xmlns:w16cid="http://schemas.microsoft.com/office/word/2016/wordml/cid" xmlns:w16="http://schemas.microsoft.com/office/word/2018/wordml" xmlns:w16se="http://schemas.microsoft.com/office/word/2015/wordml/symex" xmlns:wpg="http://schemas.microsoft.com/office/word/2010/wordprocessingGroup" xmlns:wpi="http://schemas.microsoft.com/office/word/2010/wordprocessingInk" xmlns:wne="http://schemas.microsoft.com/office/word/2006/wordml" xmlns:wps="http://schemas.microsoft.com/office/word/2010/wordprocessingShape" mc:Ignorable="w14 w15 w16se w16cid w16 w16cex wp14">
-  <w:endnote w:type="separator" w:id="-1">
-    <w:p>
-      <w:r>
-        <w:separator/>
-      </w:r>
-    </w:p>
-  </w:endnote>
-  <w:endnote w:type="continuationSeparator" w:id="0">
-    <w:p>
-      <w:r>
-        <w:continuationSeparator/>
-      </w:r>
-    </w:p>
-  </w:endnote>
-</w:endnotes>
+<file path=word/footer1.xml><?xml version="1.0" encoding="utf-8"?>
+<w:ftr xmlns:o="urn:schemas-microsoft-com:office:office" xmlns:r="http://schemas.openxmlformats.org/officeDocument/2006/relationships" xmlns:v="urn:schemas-microsoft-com:vml" xmlns:w="http://schemas.openxmlformats.org/wordprocessingml/2006/main" xmlns:w10="urn:schemas-microsoft-com:office:word" xmlns:wp="http://schemas.openxmlformats.org/drawingml/2006/wordprocessingDrawing" xmlns:pic="http://schemas.openxmlformats.org/drawingml/2006/picture" xmlns:wps="http://schemas.microsoft.com/office/word/2010/wordprocessingShape" xmlns:wpg="http://schemas.microsoft.com/office/word/2010/wordprocessingGroup" xmlns:mc="http://schemas.openxmlformats.org/markup-compatibility/2006" xmlns:wp14="http://schemas.microsoft.com/office/word/2010/wordprocessingDrawing" xmlns:w14="http://schemas.microsoft.com/office/word/2010/wordml" xmlns:w15="http://schemas.microsoft.com/office/word/2012/wordml" mc:Ignorable="w14 wp14 w15">
+  <w:p>
+    <w:pPr>
+      <w:pStyle w:val="Footer"/>
+      <w:rPr/>
+    </w:pPr>
+    <w:r>
+      <w:rPr/>
+    </w:r>
+  </w:p>
+</w:ftr>
 </file>
 
-<file path=word/footer1.xml><?xml version="1.0" encoding="utf-8"?>
-<w:ftr xmlns:wpc="http://schemas.microsoft.com/office/word/2010/wordprocessingCanvas" xmlns:cx="http://schemas.microsoft.com/office/drawing/2014/chartex" xmlns:cx1="http://schemas.microsoft.com/office/drawing/2015/9/8/chartex" xmlns:cx2="http://schemas.microsoft.com/office/drawing/2015/10/21/chartex" xmlns:cx3="http://schemas.microsoft.com/office/drawing/2016/5/9/chartex" xmlns:cx4="http://schemas.microsoft.com/office/drawing/2016/5/10/chartex" xmlns:cx5="http://schemas.microsoft.com/office/drawing/2016/5/11/chartex" xmlns:cx6="http://schemas.microsoft.com/office/drawing/2016/5/12/chartex" xmlns:cx7="http://schemas.microsoft.com/office/drawing/2016/5/13/chartex" xmlns:cx8="http://schemas.microsoft.com/office/drawing/2016/5/14/chartex" xmlns:mc="http://schemas.openxmlformats.org/markup-compatibility/2006" xmlns:aink="http://schemas.microsoft.com/office/drawing/2016/ink" xmlns:am3d="http://schemas.microsoft.com/office/drawing/2017/model3d" xmlns:o="urn:schemas-microsoft-com:office:office" xmlns:r="http://schemas.openxmlformats.org/officeDocument/2006/relationships" xmlns:m="http://schemas.openxmlformats.org/officeDocument/2006/math" xmlns:v="urn:schemas-microsoft-com:vml" xmlns:wp14="http://schemas.microsoft.com/office/word/2010/wordprocessingDrawing" xmlns:wp="http://schemas.openxmlformats.org/drawingml/2006/wordprocessingDrawing" xmlns:w10="urn:schemas-microsoft-com:office:word" xmlns:w="http://schemas.openxmlformats.org/wordprocessingml/2006/main" xmlns:w14="http://schemas.microsoft.com/office/word/2010/wordml" xmlns:w15="http://schemas.microsoft.com/office/word/2012/wordml" xmlns:w16cex="http://schemas.microsoft.com/office/word/2018/wordml/cex" xmlns:w16cid="http://schemas.microsoft.com/office/word/2016/wordml/cid" xmlns:w16="http://schemas.microsoft.com/office/word/2018/wordml" xmlns:w16se="http://schemas.microsoft.com/office/word/2015/wordml/symex" xmlns:wpg="http://schemas.microsoft.com/office/word/2010/wordprocessingGroup" xmlns:wpi="http://schemas.microsoft.com/office/word/2010/wordprocessingInk" xmlns:wne="http://schemas.microsoft.com/office/word/2006/wordml" xmlns:wps="http://schemas.microsoft.com/office/word/2010/wordprocessingShape" mc:Ignorable="w14 w15 w16se w16cid w16 w16cex wp14">
+<file path=word/footer2.xml><?xml version="1.0" encoding="utf-8"?>
+<w:ftr xmlns:o="urn:schemas-microsoft-com:office:office" xmlns:r="http://schemas.openxmlformats.org/officeDocument/2006/relationships" xmlns:v="urn:schemas-microsoft-com:vml" xmlns:w="http://schemas.openxmlformats.org/wordprocessingml/2006/main" xmlns:w10="urn:schemas-microsoft-com:office:word" xmlns:wp="http://schemas.openxmlformats.org/drawingml/2006/wordprocessingDrawing" xmlns:pic="http://schemas.openxmlformats.org/drawingml/2006/picture" xmlns:wps="http://schemas.microsoft.com/office/word/2010/wordprocessingShape" xmlns:wpg="http://schemas.microsoft.com/office/word/2010/wordprocessingGroup" xmlns:mc="http://schemas.openxmlformats.org/markup-compatibility/2006" xmlns:wp14="http://schemas.microsoft.com/office/word/2010/wordprocessingDrawing" xmlns:w14="http://schemas.microsoft.com/office/word/2010/wordml" xmlns:w15="http://schemas.microsoft.com/office/word/2012/wordml" mc:Ignorable="w14 wp14 w15">
   <w:p>
     <w:pPr>
       <w:pStyle w:val="Footer"/>
       <w:tabs>
-        <w:tab w:val="right" w:pos="9000"/>
+        <w:tab w:val="center" w:pos="4513" w:leader="none"/>
+        <w:tab w:val="right" w:pos="9000" w:leader="none"/>
+        <w:tab w:val="right" w:pos="9026" w:leader="none"/>
       </w:tabs>
-      <w:jc w:val="right"/>
+      <w:jc w:val="end"/>
+      <w:rPr/>
     </w:pPr>
     <w:r>
-      <w:rPr>
-        <w:noProof/>
-      </w:rPr>
+      <w:rPr/>
       <w:drawing>
-        <wp:inline distT="0" distB="0" distL="0" distR="0" wp14:anchorId="7B6F01AE" wp14:editId="6CA0792D">
+        <wp:inline distT="0" distB="0" distL="0" distR="0">
           <wp:extent cx="2338070" cy="628015"/>
           <wp:effectExtent l="0" t="0" r="0" b="0"/>
           <wp:docPr id="1" name="officeArt object" descr="InformaticsUni_RGB.gif"/>
@@ -1973,6 +2273,7 @@
                   <a:prstGeom prst="rect">
                     <a:avLst/>
                   </a:prstGeom>
+                  <a:noFill/>
                 </pic:spPr>
               </pic:pic>
             </a:graphicData>
@@ -1984,36 +2285,114 @@
 </w:ftr>
 </file>
 
-<file path=word/footnotes.xml><?xml version="1.0" encoding="utf-8"?>
-<w:footnotes xmlns:wpc="http://schemas.microsoft.com/office/word/2010/wordprocessingCanvas" xmlns:cx="http://schemas.microsoft.com/office/drawing/2014/chartex" xmlns:cx1="http://schemas.microsoft.com/office/drawing/2015/9/8/chartex" xmlns:cx2="http://schemas.microsoft.com/office/drawing/2015/10/21/chartex" xmlns:cx3="http://schemas.microsoft.com/office/drawing/2016/5/9/chartex" xmlns:cx4="http://schemas.microsoft.com/office/drawing/2016/5/10/chartex" xmlns:cx5="http://schemas.microsoft.com/office/drawing/2016/5/11/chartex" xmlns:cx6="http://schemas.microsoft.com/office/drawing/2016/5/12/chartex" xmlns:cx7="http://schemas.microsoft.com/office/drawing/2016/5/13/chartex" xmlns:cx8="http://schemas.microsoft.com/office/drawing/2016/5/14/chartex" xmlns:mc="http://schemas.openxmlformats.org/markup-compatibility/2006" xmlns:aink="http://schemas.microsoft.com/office/drawing/2016/ink" xmlns:am3d="http://schemas.microsoft.com/office/drawing/2017/model3d" xmlns:o="urn:schemas-microsoft-com:office:office" xmlns:r="http://schemas.openxmlformats.org/officeDocument/2006/relationships" xmlns:m="http://schemas.openxmlformats.org/officeDocument/2006/math" xmlns:v="urn:schemas-microsoft-com:vml" xmlns:wp14="http://schemas.microsoft.com/office/word/2010/wordprocessingDrawing" xmlns:wp="http://schemas.openxmlformats.org/drawingml/2006/wordprocessingDrawing" xmlns:w10="urn:schemas-microsoft-com:office:word" xmlns:w="http://schemas.openxmlformats.org/wordprocessingml/2006/main" xmlns:w14="http://schemas.microsoft.com/office/word/2010/wordml" xmlns:w15="http://schemas.microsoft.com/office/word/2012/wordml" xmlns:w16cex="http://schemas.microsoft.com/office/word/2018/wordml/cex" xmlns:w16cid="http://schemas.microsoft.com/office/word/2016/wordml/cid" xmlns:w16="http://schemas.microsoft.com/office/word/2018/wordml" xmlns:w16se="http://schemas.microsoft.com/office/word/2015/wordml/symex" xmlns:wpg="http://schemas.microsoft.com/office/word/2010/wordprocessingGroup" xmlns:wpi="http://schemas.microsoft.com/office/word/2010/wordprocessingInk" xmlns:wne="http://schemas.microsoft.com/office/word/2006/wordml" xmlns:wps="http://schemas.microsoft.com/office/word/2010/wordprocessingShape" mc:Ignorable="w14 w15 w16se w16cid w16 w16cex wp14">
-  <w:footnote w:type="separator" w:id="-1">
-    <w:p>
-      <w:r>
-        <w:separator/>
-      </w:r>
-    </w:p>
-  </w:footnote>
-  <w:footnote w:type="continuationSeparator" w:id="0">
-    <w:p>
-      <w:r>
-        <w:continuationSeparator/>
-      </w:r>
-    </w:p>
-  </w:footnote>
-</w:footnotes>
+<file path=word/footer3.xml><?xml version="1.0" encoding="utf-8"?>
+<w:ftr xmlns:o="urn:schemas-microsoft-com:office:office" xmlns:r="http://schemas.openxmlformats.org/officeDocument/2006/relationships" xmlns:v="urn:schemas-microsoft-com:vml" xmlns:w="http://schemas.openxmlformats.org/wordprocessingml/2006/main" xmlns:w10="urn:schemas-microsoft-com:office:word" xmlns:wp="http://schemas.openxmlformats.org/drawingml/2006/wordprocessingDrawing" xmlns:pic="http://schemas.openxmlformats.org/drawingml/2006/picture" xmlns:wps="http://schemas.microsoft.com/office/word/2010/wordprocessingShape" xmlns:wpg="http://schemas.microsoft.com/office/word/2010/wordprocessingGroup" xmlns:mc="http://schemas.openxmlformats.org/markup-compatibility/2006" xmlns:wp14="http://schemas.microsoft.com/office/word/2010/wordprocessingDrawing" xmlns:w14="http://schemas.microsoft.com/office/word/2010/wordml" xmlns:w15="http://schemas.microsoft.com/office/word/2012/wordml" mc:Ignorable="w14 wp14 w15">
+  <w:p>
+    <w:pPr>
+      <w:pStyle w:val="Footer"/>
+      <w:tabs>
+        <w:tab w:val="center" w:pos="4513" w:leader="none"/>
+        <w:tab w:val="right" w:pos="9000" w:leader="none"/>
+        <w:tab w:val="right" w:pos="9026" w:leader="none"/>
+      </w:tabs>
+      <w:jc w:val="end"/>
+      <w:rPr/>
+    </w:pPr>
+    <w:r>
+      <w:rPr/>
+      <w:drawing>
+        <wp:inline distT="0" distB="0" distL="0" distR="0">
+          <wp:extent cx="2338070" cy="628015"/>
+          <wp:effectExtent l="0" t="0" r="0" b="0"/>
+          <wp:docPr id="2" name="officeArt object" descr="InformaticsUni_RGB.gif"/>
+          <wp:cNvGraphicFramePr>
+            <a:graphicFrameLocks xmlns:a="http://schemas.openxmlformats.org/drawingml/2006/main" noChangeAspect="1"/>
+          </wp:cNvGraphicFramePr>
+          <a:graphic xmlns:a="http://schemas.openxmlformats.org/drawingml/2006/main">
+            <a:graphicData uri="http://schemas.openxmlformats.org/drawingml/2006/picture">
+              <pic:pic xmlns:pic="http://schemas.openxmlformats.org/drawingml/2006/picture">
+                <pic:nvPicPr>
+                  <pic:cNvPr id="2" name="officeArt object" descr="InformaticsUni_RGB.gif"/>
+                  <pic:cNvPicPr>
+                    <a:picLocks noChangeAspect="1" noChangeArrowheads="1"/>
+                  </pic:cNvPicPr>
+                </pic:nvPicPr>
+                <pic:blipFill>
+                  <a:blip r:embed="rId1"/>
+                  <a:stretch>
+                    <a:fillRect/>
+                  </a:stretch>
+                </pic:blipFill>
+                <pic:spPr bwMode="auto">
+                  <a:xfrm>
+                    <a:off x="0" y="0"/>
+                    <a:ext cx="2338070" cy="628015"/>
+                  </a:xfrm>
+                  <a:prstGeom prst="rect">
+                    <a:avLst/>
+                  </a:prstGeom>
+                  <a:noFill/>
+                </pic:spPr>
+              </pic:pic>
+            </a:graphicData>
+          </a:graphic>
+        </wp:inline>
+      </w:drawing>
+    </w:r>
+  </w:p>
+</w:ftr>
 </file>
 
 <file path=word/header1.xml><?xml version="1.0" encoding="utf-8"?>
-<w:hdr xmlns:wpc="http://schemas.microsoft.com/office/word/2010/wordprocessingCanvas" xmlns:cx="http://schemas.microsoft.com/office/drawing/2014/chartex" xmlns:cx1="http://schemas.microsoft.com/office/drawing/2015/9/8/chartex" xmlns:cx2="http://schemas.microsoft.com/office/drawing/2015/10/21/chartex" xmlns:cx3="http://schemas.microsoft.com/office/drawing/2016/5/9/chartex" xmlns:cx4="http://schemas.microsoft.com/office/drawing/2016/5/10/chartex" xmlns:cx5="http://schemas.microsoft.com/office/drawing/2016/5/11/chartex" xmlns:cx6="http://schemas.microsoft.com/office/drawing/2016/5/12/chartex" xmlns:cx7="http://schemas.microsoft.com/office/drawing/2016/5/13/chartex" xmlns:cx8="http://schemas.microsoft.com/office/drawing/2016/5/14/chartex" xmlns:mc="http://schemas.openxmlformats.org/markup-compatibility/2006" xmlns:aink="http://schemas.microsoft.com/office/drawing/2016/ink" xmlns:am3d="http://schemas.microsoft.com/office/drawing/2017/model3d" xmlns:o="urn:schemas-microsoft-com:office:office" xmlns:r="http://schemas.openxmlformats.org/officeDocument/2006/relationships" xmlns:m="http://schemas.openxmlformats.org/officeDocument/2006/math" xmlns:v="urn:schemas-microsoft-com:vml" xmlns:wp14="http://schemas.microsoft.com/office/word/2010/wordprocessingDrawing" xmlns:wp="http://schemas.openxmlformats.org/drawingml/2006/wordprocessingDrawing" xmlns:w10="urn:schemas-microsoft-com:office:word" xmlns:w="http://schemas.openxmlformats.org/wordprocessingml/2006/main" xmlns:w14="http://schemas.microsoft.com/office/word/2010/wordml" xmlns:w15="http://schemas.microsoft.com/office/word/2012/wordml" xmlns:w16cex="http://schemas.microsoft.com/office/word/2018/wordml/cex" xmlns:w16cid="http://schemas.microsoft.com/office/word/2016/wordml/cid" xmlns:w16="http://schemas.microsoft.com/office/word/2018/wordml" xmlns:w16se="http://schemas.microsoft.com/office/word/2015/wordml/symex" xmlns:wpg="http://schemas.microsoft.com/office/word/2010/wordprocessingGroup" xmlns:wpi="http://schemas.microsoft.com/office/word/2010/wordprocessingInk" xmlns:wne="http://schemas.microsoft.com/office/word/2006/wordml" xmlns:wps="http://schemas.microsoft.com/office/word/2010/wordprocessingShape" mc:Ignorable="w14 w15 w16se w16cid w16 w16cex wp14">
+<w:hdr xmlns:o="urn:schemas-microsoft-com:office:office" xmlns:r="http://schemas.openxmlformats.org/officeDocument/2006/relationships" xmlns:v="urn:schemas-microsoft-com:vml" xmlns:w="http://schemas.openxmlformats.org/wordprocessingml/2006/main" xmlns:w10="urn:schemas-microsoft-com:office:word" xmlns:wp="http://schemas.openxmlformats.org/drawingml/2006/wordprocessingDrawing" xmlns:pic="http://schemas.openxmlformats.org/drawingml/2006/picture" xmlns:wps="http://schemas.microsoft.com/office/word/2010/wordprocessingShape" xmlns:wpg="http://schemas.microsoft.com/office/word/2010/wordprocessingGroup" xmlns:mc="http://schemas.openxmlformats.org/markup-compatibility/2006" xmlns:wp14="http://schemas.microsoft.com/office/word/2010/wordprocessingDrawing" xmlns:w14="http://schemas.microsoft.com/office/word/2010/wordml" xmlns:w15="http://schemas.microsoft.com/office/word/2012/wordml" mc:Ignorable="w14 wp14 w15">
+  <w:p>
+    <w:pPr>
+      <w:pStyle w:val="Header"/>
+      <w:rPr/>
+    </w:pPr>
+    <w:r>
+      <w:rPr/>
+    </w:r>
+  </w:p>
+</w:hdr>
+</file>
+
+<file path=word/header2.xml><?xml version="1.0" encoding="utf-8"?>
+<w:hdr xmlns:o="urn:schemas-microsoft-com:office:office" xmlns:r="http://schemas.openxmlformats.org/officeDocument/2006/relationships" xmlns:v="urn:schemas-microsoft-com:vml" xmlns:w="http://schemas.openxmlformats.org/wordprocessingml/2006/main" xmlns:w10="urn:schemas-microsoft-com:office:word" xmlns:wp="http://schemas.openxmlformats.org/drawingml/2006/wordprocessingDrawing" xmlns:pic="http://schemas.openxmlformats.org/drawingml/2006/picture" xmlns:wps="http://schemas.microsoft.com/office/word/2010/wordprocessingShape" xmlns:wpg="http://schemas.microsoft.com/office/word/2010/wordprocessingGroup" xmlns:mc="http://schemas.openxmlformats.org/markup-compatibility/2006" xmlns:wp14="http://schemas.microsoft.com/office/word/2010/wordprocessingDrawing" xmlns:w14="http://schemas.microsoft.com/office/word/2010/wordml" xmlns:w15="http://schemas.microsoft.com/office/word/2012/wordml" mc:Ignorable="w14 wp14 w15">
   <w:p>
     <w:pPr>
       <w:pStyle w:val="Header"/>
       <w:tabs>
-        <w:tab w:val="right" w:pos="9000"/>
+        <w:tab w:val="center" w:pos="4513" w:leader="none"/>
+        <w:tab w:val="right" w:pos="9000" w:leader="none"/>
+        <w:tab w:val="right" w:pos="9026" w:leader="none"/>
       </w:tabs>
-      <w:jc w:val="right"/>
+      <w:jc w:val="end"/>
+      <w:rPr/>
     </w:pPr>
     <w:r>
+      <w:rPr/>
+      <w:t>Participant number:_______________________</w:t>
+    </w:r>
+  </w:p>
+</w:hdr>
+</file>
+
+<file path=word/header3.xml><?xml version="1.0" encoding="utf-8"?>
+<w:hdr xmlns:o="urn:schemas-microsoft-com:office:office" xmlns:r="http://schemas.openxmlformats.org/officeDocument/2006/relationships" xmlns:v="urn:schemas-microsoft-com:vml" xmlns:w="http://schemas.openxmlformats.org/wordprocessingml/2006/main" xmlns:w10="urn:schemas-microsoft-com:office:word" xmlns:wp="http://schemas.openxmlformats.org/drawingml/2006/wordprocessingDrawing" xmlns:pic="http://schemas.openxmlformats.org/drawingml/2006/picture" xmlns:wps="http://schemas.microsoft.com/office/word/2010/wordprocessingShape" xmlns:wpg="http://schemas.microsoft.com/office/word/2010/wordprocessingGroup" xmlns:mc="http://schemas.openxmlformats.org/markup-compatibility/2006" xmlns:wp14="http://schemas.microsoft.com/office/word/2010/wordprocessingDrawing" xmlns:w14="http://schemas.microsoft.com/office/word/2010/wordml" xmlns:w15="http://schemas.microsoft.com/office/word/2012/wordml" mc:Ignorable="w14 wp14 w15">
+  <w:p>
+    <w:pPr>
+      <w:pStyle w:val="Header"/>
+      <w:tabs>
+        <w:tab w:val="center" w:pos="4513" w:leader="none"/>
+        <w:tab w:val="right" w:pos="9000" w:leader="none"/>
+        <w:tab w:val="right" w:pos="9026" w:leader="none"/>
+      </w:tabs>
+      <w:jc w:val="end"/>
+      <w:rPr/>
+    </w:pPr>
+    <w:r>
+      <w:rPr/>
       <w:t>Participant number:_______________________</w:t>
     </w:r>
   </w:p>
@@ -2021,31 +2400,31 @@
 </file>
 
 <file path=word/styles.xml><?xml version="1.0" encoding="utf-8"?>
-<w:styles xmlns:mc="http://schemas.openxmlformats.org/markup-compatibility/2006" xmlns:r="http://schemas.openxmlformats.org/officeDocument/2006/relationships" xmlns:w="http://schemas.openxmlformats.org/wordprocessingml/2006/main" xmlns:w14="http://schemas.microsoft.com/office/word/2010/wordml" xmlns:w15="http://schemas.microsoft.com/office/word/2012/wordml" xmlns:w16cex="http://schemas.microsoft.com/office/word/2018/wordml/cex" xmlns:w16cid="http://schemas.microsoft.com/office/word/2016/wordml/cid" xmlns:w16="http://schemas.microsoft.com/office/word/2018/wordml" xmlns:w16se="http://schemas.microsoft.com/office/word/2015/wordml/symex" mc:Ignorable="w14 w15 w16se w16cid w16 w16cex">
+<w:styles xmlns:w="http://schemas.openxmlformats.org/wordprocessingml/2006/main" xmlns:w14="http://schemas.microsoft.com/office/word/2010/wordml" xmlns:mc="http://schemas.openxmlformats.org/markup-compatibility/2006" mc:Ignorable="w14">
   <w:docDefaults>
     <w:rPrDefault>
       <w:rPr>
-        <w:rFonts w:ascii="Times New Roman" w:eastAsia="Arial Unicode MS" w:hAnsi="Times New Roman" w:cs="Times New Roman"/>
+        <w:rFonts w:ascii="Times New Roman" w:hAnsi="Times New Roman" w:eastAsia="Arial Unicode MS" w:cs="Times New Roman"/>
         <w:lang w:val="en-GB" w:eastAsia="zh-CN" w:bidi="hi-IN"/>
       </w:rPr>
     </w:rPrDefault>
     <w:pPrDefault>
       <w:pPr>
-        <w:suppressAutoHyphens/>
+        <w:suppressAutoHyphens w:val="true"/>
       </w:pPr>
     </w:pPrDefault>
   </w:docDefaults>
   <w:latentStyles w:defLockedState="0" w:defUIPriority="99" w:defSemiHidden="0" w:defUnhideWhenUsed="0" w:defQFormat="0" w:count="376">
     <w:lsdException w:name="Normal" w:uiPriority="0" w:qFormat="1"/>
     <w:lsdException w:name="heading 1" w:uiPriority="9" w:qFormat="1"/>
-    <w:lsdException w:name="heading 2" w:semiHidden="1" w:uiPriority="9" w:unhideWhenUsed="1" w:qFormat="1"/>
-    <w:lsdException w:name="heading 3" w:semiHidden="1" w:uiPriority="9" w:unhideWhenUsed="1" w:qFormat="1"/>
-    <w:lsdException w:name="heading 4" w:semiHidden="1" w:uiPriority="9" w:unhideWhenUsed="1" w:qFormat="1"/>
-    <w:lsdException w:name="heading 5" w:semiHidden="1" w:uiPriority="9" w:unhideWhenUsed="1" w:qFormat="1"/>
-    <w:lsdException w:name="heading 6" w:semiHidden="1" w:uiPriority="9" w:unhideWhenUsed="1" w:qFormat="1"/>
-    <w:lsdException w:name="heading 7" w:semiHidden="1" w:uiPriority="9" w:unhideWhenUsed="1" w:qFormat="1"/>
-    <w:lsdException w:name="heading 8" w:semiHidden="1" w:uiPriority="9" w:unhideWhenUsed="1" w:qFormat="1"/>
-    <w:lsdException w:name="heading 9" w:semiHidden="1" w:uiPriority="9" w:unhideWhenUsed="1" w:qFormat="1"/>
+    <w:lsdException w:name="heading 2" w:uiPriority="9" w:semiHidden="1" w:unhideWhenUsed="1" w:qFormat="1"/>
+    <w:lsdException w:name="heading 3" w:uiPriority="9" w:semiHidden="1" w:unhideWhenUsed="1" w:qFormat="1"/>
+    <w:lsdException w:name="heading 4" w:uiPriority="9" w:semiHidden="1" w:unhideWhenUsed="1" w:qFormat="1"/>
+    <w:lsdException w:name="heading 5" w:uiPriority="9" w:semiHidden="1" w:unhideWhenUsed="1" w:qFormat="1"/>
+    <w:lsdException w:name="heading 6" w:uiPriority="9" w:semiHidden="1" w:unhideWhenUsed="1" w:qFormat="1"/>
+    <w:lsdException w:name="heading 7" w:uiPriority="9" w:semiHidden="1" w:unhideWhenUsed="1" w:qFormat="1"/>
+    <w:lsdException w:name="heading 8" w:uiPriority="9" w:semiHidden="1" w:unhideWhenUsed="1" w:qFormat="1"/>
+    <w:lsdException w:name="heading 9" w:uiPriority="9" w:semiHidden="1" w:unhideWhenUsed="1" w:qFormat="1"/>
     <w:lsdException w:name="index 1" w:semiHidden="1" w:unhideWhenUsed="1"/>
     <w:lsdException w:name="index 2" w:semiHidden="1" w:unhideWhenUsed="1"/>
     <w:lsdException w:name="index 3" w:semiHidden="1" w:unhideWhenUsed="1"/>
@@ -2055,22 +2434,22 @@
     <w:lsdException w:name="index 7" w:semiHidden="1" w:unhideWhenUsed="1"/>
     <w:lsdException w:name="index 8" w:semiHidden="1" w:unhideWhenUsed="1"/>
     <w:lsdException w:name="index 9" w:semiHidden="1" w:unhideWhenUsed="1"/>
-    <w:lsdException w:name="toc 1" w:semiHidden="1" w:uiPriority="39" w:unhideWhenUsed="1"/>
-    <w:lsdException w:name="toc 2" w:semiHidden="1" w:uiPriority="39" w:unhideWhenUsed="1"/>
-    <w:lsdException w:name="toc 3" w:semiHidden="1" w:uiPriority="39" w:unhideWhenUsed="1"/>
-    <w:lsdException w:name="toc 4" w:semiHidden="1" w:uiPriority="39" w:unhideWhenUsed="1"/>
-    <w:lsdException w:name="toc 5" w:semiHidden="1" w:uiPriority="39" w:unhideWhenUsed="1"/>
-    <w:lsdException w:name="toc 6" w:semiHidden="1" w:uiPriority="39" w:unhideWhenUsed="1"/>
-    <w:lsdException w:name="toc 7" w:semiHidden="1" w:uiPriority="39" w:unhideWhenUsed="1"/>
-    <w:lsdException w:name="toc 8" w:semiHidden="1" w:uiPriority="39" w:unhideWhenUsed="1"/>
-    <w:lsdException w:name="toc 9" w:semiHidden="1" w:uiPriority="39" w:unhideWhenUsed="1"/>
+    <w:lsdException w:name="toc 1" w:uiPriority="39" w:semiHidden="1" w:unhideWhenUsed="1"/>
+    <w:lsdException w:name="toc 2" w:uiPriority="39" w:semiHidden="1" w:unhideWhenUsed="1"/>
+    <w:lsdException w:name="toc 3" w:uiPriority="39" w:semiHidden="1" w:unhideWhenUsed="1"/>
+    <w:lsdException w:name="toc 4" w:uiPriority="39" w:semiHidden="1" w:unhideWhenUsed="1"/>
+    <w:lsdException w:name="toc 5" w:uiPriority="39" w:semiHidden="1" w:unhideWhenUsed="1"/>
+    <w:lsdException w:name="toc 6" w:uiPriority="39" w:semiHidden="1" w:unhideWhenUsed="1"/>
+    <w:lsdException w:name="toc 7" w:uiPriority="39" w:semiHidden="1" w:unhideWhenUsed="1"/>
+    <w:lsdException w:name="toc 8" w:uiPriority="39" w:semiHidden="1" w:unhideWhenUsed="1"/>
+    <w:lsdException w:name="toc 9" w:uiPriority="39" w:semiHidden="1" w:unhideWhenUsed="1"/>
     <w:lsdException w:name="Normal Indent" w:semiHidden="1" w:unhideWhenUsed="1"/>
     <w:lsdException w:name="footnote text" w:semiHidden="1" w:unhideWhenUsed="1"/>
     <w:lsdException w:name="annotation text" w:semiHidden="1" w:unhideWhenUsed="1"/>
     <w:lsdException w:name="header" w:semiHidden="1" w:unhideWhenUsed="1"/>
     <w:lsdException w:name="footer" w:semiHidden="1" w:unhideWhenUsed="1"/>
     <w:lsdException w:name="index heading" w:semiHidden="1" w:unhideWhenUsed="1"/>
-    <w:lsdException w:name="caption" w:semiHidden="1" w:uiPriority="35" w:unhideWhenUsed="1" w:qFormat="1"/>
+    <w:lsdException w:name="caption" w:uiPriority="35" w:semiHidden="1" w:unhideWhenUsed="1" w:qFormat="1"/>
     <w:lsdException w:name="table of figures" w:semiHidden="1" w:unhideWhenUsed="1"/>
     <w:lsdException w:name="envelope address" w:semiHidden="1" w:unhideWhenUsed="1"/>
     <w:lsdException w:name="envelope return" w:semiHidden="1" w:unhideWhenUsed="1"/>
@@ -2101,7 +2480,7 @@
     <w:lsdException w:name="Title" w:uiPriority="10" w:qFormat="1"/>
     <w:lsdException w:name="Closing" w:semiHidden="1" w:unhideWhenUsed="1"/>
     <w:lsdException w:name="Signature" w:semiHidden="1" w:unhideWhenUsed="1"/>
-    <w:lsdException w:name="Default Paragraph Font" w:semiHidden="1" w:uiPriority="1" w:unhideWhenUsed="1"/>
+    <w:lsdException w:name="Default Paragraph Font" w:uiPriority="1" w:semiHidden="1" w:unhideWhenUsed="1"/>
     <w:lsdException w:name="Body Text" w:semiHidden="1" w:unhideWhenUsed="1"/>
     <w:lsdException w:name="Body Text Indent" w:semiHidden="1" w:unhideWhenUsed="1"/>
     <w:lsdException w:name="List Continue" w:semiHidden="1" w:unhideWhenUsed="1"/>
@@ -2301,8 +2680,8 @@
     <w:lsdException w:name="Subtle Reference" w:uiPriority="31" w:qFormat="1"/>
     <w:lsdException w:name="Intense Reference" w:uiPriority="32" w:qFormat="1"/>
     <w:lsdException w:name="Book Title" w:uiPriority="33" w:qFormat="1"/>
-    <w:lsdException w:name="Bibliography" w:semiHidden="1" w:uiPriority="37" w:unhideWhenUsed="1"/>
-    <w:lsdException w:name="TOC Heading" w:semiHidden="1" w:uiPriority="39" w:unhideWhenUsed="1" w:qFormat="1"/>
+    <w:lsdException w:name="Bibliography" w:uiPriority="37" w:semiHidden="1" w:unhideWhenUsed="1"/>
+    <w:lsdException w:name="TOC Heading" w:uiPriority="39" w:semiHidden="1" w:unhideWhenUsed="1" w:qFormat="1"/>
     <w:lsdException w:name="Plain Table 1" w:uiPriority="41"/>
     <w:lsdException w:name="Plain Table 2" w:uiPriority="42"/>
     <w:lsdException w:name="Plain Table 3" w:uiPriority="43"/>
@@ -2413,44 +2792,32 @@
     <w:lsdException w:name="Unresolved Mention" w:semiHidden="1" w:unhideWhenUsed="1"/>
     <w:lsdException w:name="Smart Link" w:semiHidden="1" w:unhideWhenUsed="1"/>
   </w:latentStyles>
-  <w:style w:type="paragraph" w:default="1" w:styleId="Normal">
+  <w:style w:type="paragraph" w:styleId="Normal" w:default="1">
     <w:name w:val="Normal"/>
     <w:qFormat/>
     <w:pPr>
-      <w:suppressAutoHyphens w:val="0"/>
+      <w:widowControl/>
+      <w:suppressAutoHyphens w:val="false"/>
+      <w:bidi w:val="0"/>
+      <w:spacing w:before="0" w:after="0"/>
+      <w:jc w:val="start"/>
     </w:pPr>
     <w:rPr>
+      <w:rFonts w:ascii="Times New Roman" w:hAnsi="Times New Roman" w:eastAsia="Arial Unicode MS" w:cs="Times New Roman"/>
+      <w:color w:val="auto"/>
+      <w:kern w:val="0"/>
       <w:sz w:val="24"/>
       <w:szCs w:val="24"/>
       <w:lang w:val="en-US" w:eastAsia="en-US" w:bidi="ar-SA"/>
     </w:rPr>
   </w:style>
-  <w:style w:type="character" w:default="1" w:styleId="DefaultParagraphFont">
+  <w:style w:type="character" w:styleId="DefaultParagraphFont" w:default="1">
     <w:name w:val="Default Paragraph Font"/>
     <w:uiPriority w:val="1"/>
     <w:semiHidden/>
     <w:unhideWhenUsed/>
-  </w:style>
-  <w:style w:type="table" w:default="1" w:styleId="TableNormal">
-    <w:name w:val="Normal Table"/>
-    <w:uiPriority w:val="99"/>
-    <w:semiHidden/>
-    <w:unhideWhenUsed/>
-    <w:tblPr>
-      <w:tblInd w:w="0" w:type="dxa"/>
-      <w:tblCellMar>
-        <w:top w:w="0" w:type="dxa"/>
-        <w:left w:w="108" w:type="dxa"/>
-        <w:bottom w:w="0" w:type="dxa"/>
-        <w:right w:w="108" w:type="dxa"/>
-      </w:tblCellMar>
-    </w:tblPr>
-  </w:style>
-  <w:style w:type="numbering" w:default="1" w:styleId="NoList">
-    <w:name w:val="No List"/>
-    <w:uiPriority w:val="99"/>
-    <w:semiHidden/>
-    <w:unhideWhenUsed/>
+    <w:qFormat/>
+    <w:rPr/>
   </w:style>
   <w:style w:type="character" w:styleId="Hyperlink">
     <w:name w:val="Hyperlink"/>
@@ -2458,7 +2825,7 @@
       <w:u w:val="single" w:color="FFFFFF"/>
     </w:rPr>
   </w:style>
-  <w:style w:type="character" w:customStyle="1" w:styleId="Hyperlink0">
+  <w:style w:type="character" w:styleId="Hyperlink0" w:customStyle="1">
     <w:name w:val="Hyperlink.0"/>
     <w:basedOn w:val="Hyperlink"/>
     <w:qFormat/>
@@ -2472,17 +2839,17 @@
       </w14:textOutline>
     </w:rPr>
   </w:style>
-  <w:style w:type="paragraph" w:customStyle="1" w:styleId="Heading">
+  <w:style w:type="paragraph" w:styleId="Heading" w:customStyle="1">
     <w:name w:val="Heading"/>
     <w:basedOn w:val="Normal"/>
     <w:next w:val="BodyText"/>
     <w:qFormat/>
     <w:pPr>
-      <w:keepNext/>
+      <w:keepNext w:val="true"/>
       <w:spacing w:before="240" w:after="120"/>
     </w:pPr>
     <w:rPr>
-      <w:rFonts w:ascii="Liberation Sans" w:eastAsia="Noto Sans CJK SC" w:hAnsi="Liberation Sans" w:cs="Lohit Devanagari"/>
+      <w:rFonts w:ascii="Liberation Sans" w:hAnsi="Liberation Sans" w:eastAsia="Noto Sans CJK SC" w:cs="Lohit Devanagari"/>
       <w:sz w:val="28"/>
       <w:szCs w:val="28"/>
     </w:rPr>
@@ -2491,12 +2858,14 @@
     <w:name w:val="Body Text"/>
     <w:basedOn w:val="Normal"/>
     <w:pPr>
-      <w:spacing w:after="140" w:line="276" w:lineRule="auto"/>
+      <w:spacing w:lineRule="auto" w:line="276" w:before="0" w:after="140"/>
     </w:pPr>
+    <w:rPr/>
   </w:style>
   <w:style w:type="paragraph" w:styleId="List">
     <w:name w:val="List"/>
     <w:basedOn w:val="BodyText"/>
+    <w:pPr/>
     <w:rPr>
       <w:rFonts w:cs="Lohit Devanagari"/>
     </w:rPr>
@@ -2515,7 +2884,7 @@
       <w:iCs/>
     </w:rPr>
   </w:style>
-  <w:style w:type="paragraph" w:customStyle="1" w:styleId="Index">
+  <w:style w:type="paragraph" w:styleId="Index" w:customStyle="1">
     <w:name w:val="Index"/>
     <w:basedOn w:val="Normal"/>
     <w:qFormat/>
@@ -2526,260 +2895,203 @@
       <w:rFonts w:cs="Lohit Devanagari"/>
     </w:rPr>
   </w:style>
-  <w:style w:type="paragraph" w:customStyle="1" w:styleId="HeaderandFooter">
+  <w:style w:type="paragraph" w:styleId="HeaderandFooter" w:customStyle="1">
     <w:name w:val="Header and Footer"/>
     <w:basedOn w:val="Normal"/>
     <w:qFormat/>
+    <w:pPr/>
+    <w:rPr/>
   </w:style>
   <w:style w:type="paragraph" w:styleId="Header">
     <w:name w:val="header"/>
     <w:pPr>
+      <w:widowControl/>
       <w:tabs>
-        <w:tab w:val="center" w:pos="4513"/>
-        <w:tab w:val="right" w:pos="9026"/>
+        <w:tab w:val="clear" w:pos="720"/>
+        <w:tab w:val="center" w:pos="4513" w:leader="none"/>
+        <w:tab w:val="right" w:pos="9026" w:leader="none"/>
       </w:tabs>
-      <w:suppressAutoHyphens w:val="0"/>
+      <w:suppressAutoHyphens w:val="false"/>
+      <w:bidi w:val="0"/>
+      <w:spacing w:before="0" w:after="0"/>
+      <w:jc w:val="start"/>
     </w:pPr>
     <w:rPr>
-      <w:rFonts w:ascii="Arial" w:hAnsi="Arial" w:cs="Arial Unicode MS"/>
+      <w:rFonts w:ascii="Arial" w:hAnsi="Arial" w:eastAsia="Arial Unicode MS" w:cs="Arial Unicode MS"/>
       <w:color w:val="000000"/>
+      <w:kern w:val="0"/>
       <w:sz w:val="22"/>
       <w:szCs w:val="22"/>
-      <w:lang w:val="en-US"/>
+      <w:lang w:val="en-US" w:eastAsia="zh-CN" w:bidi="hi-IN"/>
     </w:rPr>
   </w:style>
   <w:style w:type="paragraph" w:styleId="Footer">
     <w:name w:val="footer"/>
     <w:pPr>
+      <w:widowControl/>
       <w:tabs>
-        <w:tab w:val="center" w:pos="4513"/>
-        <w:tab w:val="right" w:pos="9026"/>
+        <w:tab w:val="clear" w:pos="720"/>
+        <w:tab w:val="center" w:pos="4513" w:leader="none"/>
+        <w:tab w:val="right" w:pos="9026" w:leader="none"/>
       </w:tabs>
-      <w:suppressAutoHyphens w:val="0"/>
+      <w:suppressAutoHyphens w:val="false"/>
+      <w:bidi w:val="0"/>
+      <w:spacing w:before="0" w:after="0"/>
+      <w:jc w:val="start"/>
     </w:pPr>
     <w:rPr>
-      <w:rFonts w:ascii="Arial" w:eastAsia="Arial" w:hAnsi="Arial" w:cs="Arial"/>
+      <w:rFonts w:ascii="Arial" w:hAnsi="Arial" w:eastAsia="Arial" w:cs="Arial"/>
       <w:color w:val="000000"/>
+      <w:kern w:val="0"/>
       <w:sz w:val="22"/>
       <w:szCs w:val="22"/>
-      <w:lang w:val="en-US"/>
+      <w:lang w:val="en-US" w:eastAsia="zh-CN" w:bidi="hi-IN"/>
     </w:rPr>
   </w:style>
-  <w:style w:type="paragraph" w:customStyle="1" w:styleId="Body">
+  <w:style w:type="paragraph" w:styleId="Body" w:customStyle="1">
     <w:name w:val="Body"/>
     <w:qFormat/>
     <w:pPr>
-      <w:suppressAutoHyphens w:val="0"/>
+      <w:widowControl/>
+      <w:suppressAutoHyphens w:val="false"/>
+      <w:bidi w:val="0"/>
+      <w:spacing w:before="0" w:after="0"/>
+      <w:jc w:val="start"/>
     </w:pPr>
     <w:rPr>
-      <w:rFonts w:ascii="Arial" w:hAnsi="Arial" w:cs="Arial Unicode MS"/>
+      <w:rFonts w:ascii="Arial" w:hAnsi="Arial" w:eastAsia="Arial Unicode MS" w:cs="Arial Unicode MS"/>
       <w:color w:val="000000"/>
+      <w:kern w:val="0"/>
       <w:sz w:val="22"/>
       <w:szCs w:val="22"/>
-      <w:lang w:val="fr-FR"/>
+      <w:lang w:val="fr-FR" w:eastAsia="zh-CN" w:bidi="hi-IN"/>
     </w:rPr>
   </w:style>
-  <w:style w:type="paragraph" w:customStyle="1" w:styleId="TableContents">
+  <w:style w:type="paragraph" w:styleId="TableContents" w:customStyle="1">
     <w:name w:val="Table Contents"/>
     <w:basedOn w:val="Normal"/>
     <w:qFormat/>
     <w:pPr>
       <w:suppressLineNumbers/>
     </w:pPr>
+    <w:rPr/>
+  </w:style>
+  <w:style w:type="numbering" w:styleId="NoList" w:default="1">
+    <w:name w:val="No List"/>
+    <w:uiPriority w:val="99"/>
+    <w:semiHidden/>
+    <w:unhideWhenUsed/>
+    <w:qFormat/>
+  </w:style>
+  <w:style w:type="table" w:default="1" w:styleId="TableNormal">
+    <w:name w:val="Normal Table"/>
+    <w:uiPriority w:val="99"/>
+    <w:semiHidden/>
+    <w:unhideWhenUsed/>
+    <w:tblPr>
+      <w:tblCellMar>
+        <w:top w:w="0" w:type="dxa"/>
+        <w:left w:w="108" w:type="dxa"/>
+        <w:bottom w:w="0" w:type="dxa"/>
+        <w:right w:w="108" w:type="dxa"/>
+      </w:tblCellMar>
+    </w:tblPr>
   </w:style>
 </w:styles>
 </file>
 
 <file path=word/theme/theme1.xml><?xml version="1.0" encoding="utf-8"?>
-<a:theme xmlns:a="http://schemas.openxmlformats.org/drawingml/2006/main" name="Office Theme">
+<a:theme xmlns:a="http://schemas.openxmlformats.org/drawingml/2006/main" xmlns:r="http://schemas.openxmlformats.org/officeDocument/2006/relationships" name="Office Theme">
   <a:themeElements>
     <a:clrScheme name="Office">
       <a:dk1>
-        <a:sysClr val="windowText" lastClr="000000"/>
+        <a:srgbClr val="000000"/>
       </a:dk1>
       <a:lt1>
-        <a:sysClr val="window" lastClr="FFFFFF"/>
+        <a:srgbClr val="ffffff"/>
       </a:lt1>
       <a:dk2>
-        <a:srgbClr val="44546A"/>
+        <a:srgbClr val="44546a"/>
       </a:dk2>
       <a:lt2>
-        <a:srgbClr val="E7E6E6"/>
+        <a:srgbClr val="e7e6e6"/>
       </a:lt2>
       <a:accent1>
-        <a:srgbClr val="4472C4"/>
+        <a:srgbClr val="4472c4"/>
       </a:accent1>
       <a:accent2>
-        <a:srgbClr val="ED7D31"/>
+        <a:srgbClr val="ed7d31"/>
       </a:accent2>
       <a:accent3>
-        <a:srgbClr val="A5A5A5"/>
+        <a:srgbClr val="a5a5a5"/>
       </a:accent3>
       <a:accent4>
-        <a:srgbClr val="FFC000"/>
+        <a:srgbClr val="ffc000"/>
       </a:accent4>
       <a:accent5>
-        <a:srgbClr val="5B9BD5"/>
+        <a:srgbClr val="5b9bd5"/>
       </a:accent5>
       <a:accent6>
-        <a:srgbClr val="70AD47"/>
+        <a:srgbClr val="70ad47"/>
       </a:accent6>
       <a:hlink>
-        <a:srgbClr val="0563C1"/>
+        <a:srgbClr val="0563c1"/>
       </a:hlink>
       <a:folHlink>
-        <a:srgbClr val="954F72"/>
+        <a:srgbClr val="954f72"/>
       </a:folHlink>
     </a:clrScheme>
     <a:fontScheme name="Office">
       <a:majorFont>
-        <a:latin typeface="Calibri Light" panose="020F0302020204030204"/>
+        <a:latin typeface="Calibri Light" panose="020F0302020204030204" pitchFamily="0" charset="1"/>
         <a:ea typeface=""/>
         <a:cs typeface=""/>
-        <a:font script="Jpan" typeface="游ゴシック Light"/>
-        <a:font script="Hang" typeface="맑은 고딕"/>
-        <a:font script="Hans" typeface="等线 Light"/>
-        <a:font script="Hant" typeface="新細明體"/>
-        <a:font script="Arab" typeface="Times New Roman"/>
-        <a:font script="Hebr" typeface="Times New Roman"/>
-        <a:font script="Thai" typeface="Angsana New"/>
-        <a:font script="Ethi" typeface="Nyala"/>
-        <a:font script="Beng" typeface="Vrinda"/>
-        <a:font script="Gujr" typeface="Shruti"/>
-        <a:font script="Khmr" typeface="MoolBoran"/>
-        <a:font script="Knda" typeface="Tunga"/>
-        <a:font script="Guru" typeface="Raavi"/>
-        <a:font script="Cans" typeface="Euphemia"/>
-        <a:font script="Cher" typeface="Plantagenet Cherokee"/>
-        <a:font script="Yiii" typeface="Microsoft Yi Baiti"/>
-        <a:font script="Tibt" typeface="Microsoft Himalaya"/>
-        <a:font script="Thaa" typeface="MV Boli"/>
-        <a:font script="Deva" typeface="Mangal"/>
-        <a:font script="Telu" typeface="Gautami"/>
-        <a:font script="Taml" typeface="Latha"/>
-        <a:font script="Syrc" typeface="Estrangelo Edessa"/>
-        <a:font script="Orya" typeface="Kalinga"/>
-        <a:font script="Mlym" typeface="Kartika"/>
-        <a:font script="Laoo" typeface="DokChampa"/>
-        <a:font script="Sinh" typeface="Iskoola Pota"/>
-        <a:font script="Mong" typeface="Mongolian Baiti"/>
-        <a:font script="Viet" typeface="Times New Roman"/>
-        <a:font script="Uigh" typeface="Microsoft Uighur"/>
-        <a:font script="Geor" typeface="Sylfaen"/>
-        <a:font script="Armn" typeface="Arial"/>
-        <a:font script="Bugi" typeface="Leelawadee UI"/>
-        <a:font script="Bopo" typeface="Microsoft JhengHei"/>
-        <a:font script="Java" typeface="Javanese Text"/>
-        <a:font script="Lisu" typeface="Segoe UI"/>
-        <a:font script="Mymr" typeface="Myanmar Text"/>
-        <a:font script="Nkoo" typeface="Ebrima"/>
-        <a:font script="Olck" typeface="Nirmala UI"/>
-        <a:font script="Osma" typeface="Ebrima"/>
-        <a:font script="Phag" typeface="Phagspa"/>
-        <a:font script="Syrn" typeface="Estrangelo Edessa"/>
-        <a:font script="Syrj" typeface="Estrangelo Edessa"/>
-        <a:font script="Syre" typeface="Estrangelo Edessa"/>
-        <a:font script="Sora" typeface="Nirmala UI"/>
-        <a:font script="Tale" typeface="Microsoft Tai Le"/>
-        <a:font script="Talu" typeface="Microsoft New Tai Lue"/>
-        <a:font script="Tfng" typeface="Ebrima"/>
       </a:majorFont>
       <a:minorFont>
-        <a:latin typeface="Calibri" panose="020F0502020204030204"/>
+        <a:latin typeface="Calibri" panose="020F0502020204030204" pitchFamily="0" charset="1"/>
         <a:ea typeface=""/>
         <a:cs typeface=""/>
-        <a:font script="Jpan" typeface="游明朝"/>
-        <a:font script="Hang" typeface="맑은 고딕"/>
-        <a:font script="Hans" typeface="等线"/>
-        <a:font script="Hant" typeface="新細明體"/>
-        <a:font script="Arab" typeface="Arial"/>
-        <a:font script="Hebr" typeface="Arial"/>
-        <a:font script="Thai" typeface="Cordia New"/>
-        <a:font script="Ethi" typeface="Nyala"/>
-        <a:font script="Beng" typeface="Vrinda"/>
-        <a:font script="Gujr" typeface="Shruti"/>
-        <a:font script="Khmr" typeface="DaunPenh"/>
-        <a:font script="Knda" typeface="Tunga"/>
-        <a:font script="Guru" typeface="Raavi"/>
-        <a:font script="Cans" typeface="Euphemia"/>
-        <a:font script="Cher" typeface="Plantagenet Cherokee"/>
-        <a:font script="Yiii" typeface="Microsoft Yi Baiti"/>
-        <a:font script="Tibt" typeface="Microsoft Himalaya"/>
-        <a:font script="Thaa" typeface="MV Boli"/>
-        <a:font script="Deva" typeface="Mangal"/>
-        <a:font script="Telu" typeface="Gautami"/>
-        <a:font script="Taml" typeface="Latha"/>
-        <a:font script="Syrc" typeface="Estrangelo Edessa"/>
-        <a:font script="Orya" typeface="Kalinga"/>
-        <a:font script="Mlym" typeface="Kartika"/>
-        <a:font script="Laoo" typeface="DokChampa"/>
-        <a:font script="Sinh" typeface="Iskoola Pota"/>
-        <a:font script="Mong" typeface="Mongolian Baiti"/>
-        <a:font script="Viet" typeface="Arial"/>
-        <a:font script="Uigh" typeface="Microsoft Uighur"/>
-        <a:font script="Geor" typeface="Sylfaen"/>
-        <a:font script="Armn" typeface="Arial"/>
-        <a:font script="Bugi" typeface="Leelawadee UI"/>
-        <a:font script="Bopo" typeface="Microsoft JhengHei"/>
-        <a:font script="Java" typeface="Javanese Text"/>
-        <a:font script="Lisu" typeface="Segoe UI"/>
-        <a:font script="Mymr" typeface="Myanmar Text"/>
-        <a:font script="Nkoo" typeface="Ebrima"/>
-        <a:font script="Olck" typeface="Nirmala UI"/>
-        <a:font script="Osma" typeface="Ebrima"/>
-        <a:font script="Phag" typeface="Phagspa"/>
-        <a:font script="Syrn" typeface="Estrangelo Edessa"/>
-        <a:font script="Syrj" typeface="Estrangelo Edessa"/>
-        <a:font script="Syre" typeface="Estrangelo Edessa"/>
-        <a:font script="Sora" typeface="Nirmala UI"/>
-        <a:font script="Tale" typeface="Microsoft Tai Le"/>
-        <a:font script="Talu" typeface="Microsoft New Tai Lue"/>
-        <a:font script="Tfng" typeface="Ebrima"/>
       </a:minorFont>
     </a:fontScheme>
-    <a:fmtScheme name="Office">
+    <a:fmtScheme>
       <a:fillStyleLst>
         <a:solidFill>
           <a:schemeClr val="phClr"/>
         </a:solidFill>
-        <a:gradFill rotWithShape="1">
+        <a:gradFill>
           <a:gsLst>
             <a:gs pos="0">
               <a:schemeClr val="phClr">
                 <a:lumMod val="110000"/>
-                <a:satMod val="105000"/>
                 <a:tint val="67000"/>
               </a:schemeClr>
             </a:gs>
             <a:gs pos="50000">
               <a:schemeClr val="phClr">
                 <a:lumMod val="105000"/>
-                <a:satMod val="103000"/>
                 <a:tint val="73000"/>
               </a:schemeClr>
             </a:gs>
             <a:gs pos="100000">
               <a:schemeClr val="phClr">
                 <a:lumMod val="105000"/>
-                <a:satMod val="109000"/>
                 <a:tint val="81000"/>
               </a:schemeClr>
             </a:gs>
           </a:gsLst>
           <a:lin ang="5400000" scaled="0"/>
+          <a:tileRect l="0" t="0" r="0" b="0"/>
         </a:gradFill>
-        <a:gradFill rotWithShape="1">
+        <a:gradFill>
           <a:gsLst>
             <a:gs pos="0">
               <a:schemeClr val="phClr">
-                <a:satMod val="103000"/>
                 <a:lumMod val="102000"/>
                 <a:tint val="94000"/>
               </a:schemeClr>
             </a:gs>
             <a:gs pos="50000">
               <a:schemeClr val="phClr">
-                <a:satMod val="110000"/>
                 <a:lumMod val="100000"/>
                 <a:shade val="100000"/>
               </a:schemeClr>
@@ -2787,33 +3099,24 @@
             <a:gs pos="100000">
               <a:schemeClr val="phClr">
                 <a:lumMod val="99000"/>
-                <a:satMod val="120000"/>
                 <a:shade val="78000"/>
               </a:schemeClr>
             </a:gs>
           </a:gsLst>
           <a:lin ang="5400000" scaled="0"/>
+          <a:tileRect l="0" t="0" r="0" b="0"/>
         </a:gradFill>
       </a:fillStyleLst>
       <a:lnStyleLst>
         <a:ln w="6350" cap="flat" cmpd="sng" algn="ctr">
-          <a:solidFill>
-            <a:schemeClr val="phClr"/>
-          </a:solidFill>
           <a:prstDash val="solid"/>
           <a:miter lim="800000"/>
         </a:ln>
         <a:ln w="12700" cap="flat" cmpd="sng" algn="ctr">
-          <a:solidFill>
-            <a:schemeClr val="phClr"/>
-          </a:solidFill>
           <a:prstDash val="solid"/>
           <a:miter lim="800000"/>
         </a:ln>
         <a:ln w="19050" cap="flat" cmpd="sng" algn="ctr">
-          <a:solidFill>
-            <a:schemeClr val="phClr"/>
-          </a:solidFill>
           <a:prstDash val="solid"/>
           <a:miter lim="800000"/>
         </a:ln>
@@ -2826,13 +3129,7 @@
           <a:effectLst/>
         </a:effectStyle>
         <a:effectStyle>
-          <a:effectLst>
-            <a:outerShdw blurRad="57150" dist="19050" dir="5400000" algn="ctr" rotWithShape="0">
-              <a:srgbClr val="000000">
-                <a:alpha val="63000"/>
-              </a:srgbClr>
-            </a:outerShdw>
-          </a:effectLst>
+          <a:effectLst/>
         </a:effectStyle>
       </a:effectStyleLst>
       <a:bgFillStyleLst>
@@ -2842,15 +3139,13 @@
         <a:solidFill>
           <a:schemeClr val="phClr">
             <a:tint val="95000"/>
-            <a:satMod val="170000"/>
           </a:schemeClr>
         </a:solidFill>
-        <a:gradFill rotWithShape="1">
+        <a:gradFill>
           <a:gsLst>
             <a:gs pos="0">
               <a:schemeClr val="phClr">
                 <a:tint val="93000"/>
-                <a:satMod val="150000"/>
                 <a:shade val="98000"/>
                 <a:lumMod val="102000"/>
               </a:schemeClr>
@@ -2858,7 +3153,6 @@
             <a:gs pos="50000">
               <a:schemeClr val="phClr">
                 <a:tint val="98000"/>
-                <a:satMod val="130000"/>
                 <a:shade val="90000"/>
                 <a:lumMod val="103000"/>
               </a:schemeClr>
@@ -2866,21 +3160,14 @@
             <a:gs pos="100000">
               <a:schemeClr val="phClr">
                 <a:shade val="63000"/>
-                <a:satMod val="120000"/>
               </a:schemeClr>
             </a:gs>
           </a:gsLst>
           <a:lin ang="5400000" scaled="0"/>
+          <a:tileRect l="0" t="0" r="0" b="0"/>
         </a:gradFill>
       </a:bgFillStyleLst>
     </a:fmtScheme>
   </a:themeElements>
-  <a:objectDefaults/>
-  <a:extraClrSchemeLst/>
-  <a:extLst>
-    <a:ext uri="{05A4C25C-085E-4340-85A3-A5531E510DB2}">
-      <thm15:themeFamily xmlns:thm15="http://schemas.microsoft.com/office/thememl/2012/main" name="Office Theme" id="{62F939B6-93AF-4DB8-9C6B-D6C7DFDC589F}" vid="{4A3C46E8-61CC-4603-A589-7422A47A8E4A}"/>
-    </a:ext>
-  </a:extLst>
 </a:theme>
 </file>